--- a/spectral-causality-brainstorm/07_lingam_vs_spectral_comparison.docx
+++ b/spectral-causality-brainstorm/07_lingam_vs_spectral_comparison.docx
@@ -347,7 +347,7 @@
       <w:r>
         <w:drawing>
           <wp:inline xmlns:a="http://schemas.openxmlformats.org/drawingml/2006/main" xmlns:pic="http://schemas.openxmlformats.org/drawingml/2006/picture">
-            <wp:extent cx="5029200" cy="2043991"/>
+            <wp:extent cx="5029200" cy="2187657"/>
             <wp:docPr id="1" name="Picture 1"/>
             <wp:cNvGraphicFramePr>
               <a:graphicFrameLocks noChangeAspect="1"/>
@@ -368,7 +368,7 @@
                   <pic:spPr>
                     <a:xfrm>
                       <a:off x="0" y="0"/>
-                      <a:ext cx="5029200" cy="2043991"/>
+                      <a:ext cx="5029200" cy="2187657"/>
                     </a:xfrm>
                     <a:prstGeom prst="rect"/>
                   </pic:spPr>

--- a/spectral-causality-brainstorm/07_lingam_vs_spectral_comparison.docx
+++ b/spectral-causality-brainstorm/07_lingam_vs_spectral_comparison.docx
@@ -16,11 +16,17 @@
         <w:pStyle w:val="Heading1"/>
       </w:pPr>
       <w:r>
+        <w:rPr>
+          <w:b w:val="0"/>
+        </w:rPr>
         <w:t>1. 概要</w:t>
       </w:r>
     </w:p>
     <w:p>
       <w:r>
+        <w:rPr>
+          <w:b w:val="0"/>
+        </w:rPr>
         <w:t>UCI Heart Disease Dataset（Cleveland subset, n=297）の5つの連続臨床変数に対して、以下の3条件で因果構造を推定し比較した。</w:t>
       </w:r>
     </w:p>
@@ -123,10 +129,10 @@
             <w:r/>
             <w:r>
               <w:rPr>
-                <w:b w:val="0"/>
-                <w:sz w:val="18"/>
-              </w:rPr>
-              <w:t>**(A)**</w:t>
+                <w:b/>
+                <w:sz w:val="18"/>
+              </w:rPr>
+              <w:t>(A)</w:t>
             </w:r>
           </w:p>
         </w:tc>
@@ -197,10 +203,10 @@
             <w:r/>
             <w:r>
               <w:rPr>
-                <w:b w:val="0"/>
-                <w:sz w:val="18"/>
-              </w:rPr>
-              <w:t>**(B)**</w:t>
+                <w:b/>
+                <w:sz w:val="18"/>
+              </w:rPr>
+              <w:t>(B)</w:t>
             </w:r>
           </w:p>
         </w:tc>
@@ -271,10 +277,10 @@
             <w:r/>
             <w:r>
               <w:rPr>
-                <w:b w:val="0"/>
-                <w:sz w:val="18"/>
-              </w:rPr>
-              <w:t>**(C)**</w:t>
+                <w:b/>
+                <w:sz w:val="18"/>
+              </w:rPr>
+              <w:t>(C)</w:t>
             </w:r>
           </w:p>
         </w:tc>
@@ -337,6 +343,9 @@
     <w:p/>
     <w:p>
       <w:r>
+        <w:rPr>
+          <w:b w:val="0"/>
+        </w:rPr>
         <w:t>変数: Age（年齢）, RestBP（安静時血圧）, Chol（コレステロール）, MaxHR（最大心拍数）, STDep（ST低下）</w:t>
       </w:r>
     </w:p>
@@ -386,6 +395,7 @@
       </w:pPr>
       <w:r>
         <w:rPr>
+          <w:b w:val="0"/>
           <w:i/>
           <w:sz w:val="18"/>
         </w:rPr>
@@ -397,6 +407,9 @@
         <w:pStyle w:val="Heading1"/>
       </w:pPr>
       <w:r>
+        <w:rPr>
+          <w:b w:val="0"/>
+        </w:rPr>
         <w:t>2. 各条件の推定結果</w:t>
       </w:r>
     </w:p>
@@ -405,11 +418,17 @@
         <w:pStyle w:val="Heading2"/>
       </w:pPr>
       <w:r>
+        <w:rPr>
+          <w:b w:val="0"/>
+        </w:rPr>
         <w:t>(A) LiNGAM DAG</w:t>
       </w:r>
     </w:p>
     <w:p>
       <w:r>
+        <w:rPr>
+          <w:b w:val="0"/>
+        </w:rPr>
         <w:t>DirectLiNGAMにより推定された因果順序と主要な因果効果：</w:t>
       </w:r>
     </w:p>
@@ -421,6 +440,9 @@
         <w:t>因果順序</w:t>
       </w:r>
       <w:r>
+        <w:rPr>
+          <w:b w:val="0"/>
+        </w:rPr>
         <w:t>: Age → MaxHR → STDep → RestBP → Chol</w:t>
       </w:r>
     </w:p>
@@ -835,6 +857,9 @@
         <w:pStyle w:val="ListBullet"/>
       </w:pPr>
       <w:r>
+        <w:rPr>
+          <w:b w:val="0"/>
+        </w:rPr>
         <w:t>仮定: 線形、非ガウス、DAG（非巡回）、共通原因なし</w:t>
       </w:r>
     </w:p>
@@ -843,6 +868,9 @@
         <w:pStyle w:val="ListBullet"/>
       </w:pPr>
       <w:r>
+        <w:rPr>
+          <w:b w:val="0"/>
+        </w:rPr>
         <w:t xml:space="preserve">ドメイン知識: </w:t>
       </w:r>
       <w:r>
@@ -852,6 +880,9 @@
         <w:t>不要</w:t>
       </w:r>
       <w:r>
+        <w:rPr>
+          <w:b w:val="0"/>
+        </w:rPr>
         <w:t>（データの統計的性質のみで因果方向を同定）</w:t>
       </w:r>
     </w:p>
@@ -860,6 +891,9 @@
         <w:pStyle w:val="ListBullet"/>
       </w:pPr>
       <w:r>
+        <w:rPr>
+          <w:b w:val="0"/>
+        </w:rPr>
         <w:t xml:space="preserve">辺の数: </w:t>
       </w:r>
       <w:r>
@@ -869,6 +903,9 @@
         <w:t>6本</w:t>
       </w:r>
       <w:r>
+        <w:rPr>
+          <w:b w:val="0"/>
+        </w:rPr>
         <w:t>（非巡回制約下で可能な最大数に近い）</w:t>
       </w:r>
     </w:p>
@@ -877,11 +914,17 @@
         <w:pStyle w:val="Heading2"/>
       </w:pPr>
       <w:r>
+        <w:rPr>
+          <w:b w:val="0"/>
+        </w:rPr>
         <w:t>(B) スペクトル因果性 DCG（α=0.6, ドメイン知識あり）</w:t>
       </w:r>
     </w:p>
     <w:p>
       <w:r>
+        <w:rPr>
+          <w:b w:val="0"/>
+        </w:rPr>
         <w:t>磁気ラプラシアンのSCD（Spectral Causal Direction）に基づく因果方向：</w:t>
       </w:r>
     </w:p>
@@ -1001,10 +1044,17 @@
             <w:r/>
             <w:r>
               <w:rPr>
+                <w:b/>
+                <w:sz w:val="18"/>
+              </w:rPr>
+              <w:t>逆方向</w:t>
+            </w:r>
+            <w:r>
+              <w:rPr>
                 <w:b w:val="0"/>
                 <w:sz w:val="18"/>
               </w:rPr>
-              <w:t>**逆方向**（LiNGAM: Age → RestBP）</w:t>
+              <w:t>（LiNGAM: Age → RestBP）</w:t>
             </w:r>
           </w:p>
         </w:tc>
@@ -1057,10 +1107,17 @@
             <w:r/>
             <w:r>
               <w:rPr>
+                <w:b/>
+                <w:sz w:val="18"/>
+              </w:rPr>
+              <w:t>逆方向</w:t>
+            </w:r>
+            <w:r>
+              <w:rPr>
                 <w:b w:val="0"/>
                 <w:sz w:val="18"/>
               </w:rPr>
-              <w:t>**逆方向**（LiNGAM: Age → Chol）</w:t>
+              <w:t>（LiNGAM: Age → Chol）</w:t>
             </w:r>
           </w:p>
         </w:tc>
@@ -1113,10 +1170,17 @@
             <w:r/>
             <w:r>
               <w:rPr>
+                <w:b/>
+                <w:sz w:val="18"/>
+              </w:rPr>
+              <w:t>逆方向</w:t>
+            </w:r>
+            <w:r>
+              <w:rPr>
                 <w:b w:val="0"/>
                 <w:sz w:val="18"/>
               </w:rPr>
-              <w:t>**逆方向**（LiNGAM: Age → MaxHR）</w:t>
+              <w:t>（LiNGAM: Age → MaxHR）</w:t>
             </w:r>
           </w:p>
         </w:tc>
@@ -1281,10 +1345,17 @@
             <w:r/>
             <w:r>
               <w:rPr>
+                <w:b/>
+                <w:sz w:val="18"/>
+              </w:rPr>
+              <w:t>逆方向</w:t>
+            </w:r>
+            <w:r>
+              <w:rPr>
                 <w:b w:val="0"/>
                 <w:sz w:val="18"/>
               </w:rPr>
-              <w:t>**逆方向**（LiNGAM: RestBP非明示）</w:t>
+              <w:t>（LiNGAM: RestBP非明示）</w:t>
             </w:r>
           </w:p>
         </w:tc>
@@ -1337,10 +1408,17 @@
             <w:r/>
             <w:r>
               <w:rPr>
+                <w:b/>
+                <w:sz w:val="18"/>
+              </w:rPr>
+              <w:t>逆方向</w:t>
+            </w:r>
+            <w:r>
+              <w:rPr>
                 <w:b w:val="0"/>
                 <w:sz w:val="18"/>
               </w:rPr>
-              <w:t>**逆方向**（LiNGAM: STDep → RestBP は一致方向）</w:t>
+              <w:t>（LiNGAM: STDep → RestBP は一致方向）</w:t>
             </w:r>
           </w:p>
         </w:tc>
@@ -1449,10 +1527,17 @@
             <w:r/>
             <w:r>
               <w:rPr>
+                <w:b/>
+                <w:sz w:val="18"/>
+              </w:rPr>
+              <w:t>逆方向</w:t>
+            </w:r>
+            <w:r>
+              <w:rPr>
                 <w:b w:val="0"/>
                 <w:sz w:val="18"/>
               </w:rPr>
-              <w:t>**逆方向**（LiNGAM: MaxHR → STDep）</w:t>
+              <w:t>（LiNGAM: MaxHR → STDep）</w:t>
             </w:r>
           </w:p>
         </w:tc>
@@ -1464,6 +1549,9 @@
         <w:pStyle w:val="ListBullet"/>
       </w:pPr>
       <w:r>
+        <w:rPr>
+          <w:b w:val="0"/>
+        </w:rPr>
         <w:t xml:space="preserve">Hodge分解: </w:t>
       </w:r>
       <w:r>
@@ -1473,6 +1561,9 @@
         <w:t>勾配85.9%</w:t>
       </w:r>
       <w:r>
+        <w:rPr>
+          <w:b w:val="0"/>
+        </w:rPr>
         <w:t xml:space="preserve">（DAG的）, </w:t>
       </w:r>
       <w:r>
@@ -1482,6 +1573,9 @@
         <w:t>カール14.1%</w:t>
       </w:r>
       <w:r>
+        <w:rPr>
+          <w:b w:val="0"/>
+        </w:rPr>
         <w:t>（フィードバック）</w:t>
       </w:r>
     </w:p>
@@ -1490,6 +1584,9 @@
         <w:pStyle w:val="ListBullet"/>
       </w:pPr>
       <w:r>
+        <w:rPr>
+          <w:b w:val="0"/>
+        </w:rPr>
         <w:t xml:space="preserve">辺の数: </w:t>
       </w:r>
       <w:r>
@@ -1499,6 +1596,9 @@
         <w:t>9本</w:t>
       </w:r>
       <w:r>
+        <w:rPr>
+          <w:b w:val="0"/>
+        </w:rPr>
         <w:t>（循環を含む密なグラフ）</w:t>
       </w:r>
     </w:p>
@@ -1507,6 +1607,9 @@
         <w:pStyle w:val="ListBullet"/>
       </w:pPr>
       <w:r>
+        <w:rPr>
+          <w:b w:val="0"/>
+        </w:rPr>
         <w:t xml:space="preserve">特徴: </w:t>
       </w:r>
       <w:r>
@@ -1521,11 +1624,17 @@
         <w:pStyle w:val="Heading2"/>
       </w:pPr>
       <w:r>
+        <w:rPr>
+          <w:b w:val="0"/>
+        </w:rPr>
         <w:t>(C) スペクトル因果性 DCG（α=0, 純データ駆動）</w:t>
       </w:r>
     </w:p>
     <w:p>
       <w:r>
+        <w:rPr>
+          <w:b w:val="0"/>
+        </w:rPr>
         <w:t>ドメイン知識を一切使わず、データの相関構造のみから推定：</w:t>
       </w:r>
     </w:p>
@@ -1534,25 +1643,48 @@
         <w:pStyle w:val="ListBullet"/>
       </w:pPr>
       <w:r>
-        <w:t>Hodge分解: 非対称成分がゼロ（相関行列は対称 $|\rho_</w:t>
-      </w:r>
-      <w:r>
-        <w:rPr>
-          <w:vertAlign w:val="superscript"/>
+        <w:rPr>
+          <w:b w:val="0"/>
+        </w:rPr>
+        <w:t xml:space="preserve">Hodge分解: 非対称成分がゼロ（相関行列は対称 </w:t>
+      </w:r>
+      <w:r>
+        <w:rPr>
+          <w:rFonts w:ascii="Cambria Math" w:hAnsi="Cambria Math"/>
+        </w:rPr>
+        <w:t>|ρ</w:t>
+      </w:r>
+      <w:r>
+        <w:rPr>
+          <w:rFonts w:ascii="Cambria Math" w:hAnsi="Cambria Math"/>
+          <w:vertAlign w:val="subscript"/>
         </w:rPr>
         <w:t>ij</w:t>
       </w:r>
       <w:r>
-        <w:t>| = |\rho_</w:t>
-      </w:r>
-      <w:r>
-        <w:rPr>
-          <w:vertAlign w:val="superscript"/>
+        <w:rPr>
+          <w:rFonts w:ascii="Cambria Math" w:hAnsi="Cambria Math"/>
+        </w:rPr>
+        <w:t>| = |ρ</w:t>
+      </w:r>
+      <w:r>
+        <w:rPr>
+          <w:rFonts w:ascii="Cambria Math" w:hAnsi="Cambria Math"/>
+          <w:vertAlign w:val="subscript"/>
         </w:rPr>
         <w:t>ji</w:t>
       </w:r>
       <w:r>
-        <w:t>|$）</w:t>
+        <w:rPr>
+          <w:rFonts w:ascii="Cambria Math" w:hAnsi="Cambria Math"/>
+        </w:rPr>
+        <w:t>|</w:t>
+      </w:r>
+      <w:r>
+        <w:rPr>
+          <w:b w:val="0"/>
+        </w:rPr>
+        <w:t>）</w:t>
       </w:r>
     </w:p>
     <w:p>
@@ -1560,6 +1692,9 @@
         <w:pStyle w:val="ListBullet"/>
       </w:pPr>
       <w:r>
+        <w:rPr>
+          <w:b w:val="0"/>
+        </w:rPr>
         <w:t xml:space="preserve">辺の数: </w:t>
       </w:r>
       <w:r>
@@ -1569,6 +1704,9 @@
         <w:t>0本</w:t>
       </w:r>
       <w:r>
+        <w:rPr>
+          <w:b w:val="0"/>
+        </w:rPr>
         <w:t>（方向性信号なし）</w:t>
       </w:r>
     </w:p>
@@ -1577,7 +1715,22 @@
         <w:pStyle w:val="ListBullet"/>
       </w:pPr>
       <w:r>
-        <w:t>因果ポテンシャル: 全変数で $\phi = 0$（順序推定不能）</w:t>
+        <w:rPr>
+          <w:b w:val="0"/>
+        </w:rPr>
+        <w:t xml:space="preserve">因果ポテンシャル: 全変数で </w:t>
+      </w:r>
+      <w:r>
+        <w:rPr>
+          <w:rFonts w:ascii="Cambria Math" w:hAnsi="Cambria Math"/>
+        </w:rPr>
+        <w:t>φ = 0</w:t>
+      </w:r>
+      <w:r>
+        <w:rPr>
+          <w:b w:val="0"/>
+        </w:rPr>
+        <w:t>（順序推定不能）</w:t>
       </w:r>
     </w:p>
     <w:p>
@@ -1588,26 +1741,37 @@
         <w:t>注意</w:t>
       </w:r>
       <w:r>
+        <w:rPr>
+          <w:b w:val="0"/>
+        </w:rPr>
         <w:t xml:space="preserve">: 以前のバージョンでは </w:t>
       </w:r>
       <w:r>
         <w:rPr>
           <w:rFonts w:ascii="Courier New" w:hAnsi="Courier New"/>
+          <w:b w:val="0"/>
           <w:sz w:val="18"/>
         </w:rPr>
         <w:t>np.sign()</w:t>
       </w:r>
       <w:r>
+        <w:rPr>
+          <w:b w:val="0"/>
+        </w:rPr>
         <w:t xml:space="preserve"> が浮動小数点ノイズ（~10⁻¹⁷）を ±1 に増幅し、見かけ上4本の辺を検出していた。これはアーティファクトであり、閾値ガード（</w:t>
       </w:r>
       <w:r>
         <w:rPr>
           <w:rFonts w:ascii="Courier New" w:hAnsi="Courier New"/>
+          <w:b w:val="0"/>
           <w:sz w:val="18"/>
         </w:rPr>
         <w:t>|asymmetry| &gt; 10⁻¹⁰</w:t>
       </w:r>
       <w:r>
+        <w:rPr>
+          <w:b w:val="0"/>
+        </w:rPr>
         <w:t>）を追加して修正した。</w:t>
       </w:r>
     </w:p>
@@ -1616,6 +1780,9 @@
         <w:pStyle w:val="Heading1"/>
       </w:pPr>
       <w:r>
+        <w:rPr>
+          <w:b w:val="0"/>
+        </w:rPr>
         <w:t>3. 解釈と考察</w:t>
       </w:r>
     </w:p>
@@ -1624,6 +1791,9 @@
         <w:pStyle w:val="Heading2"/>
       </w:pPr>
       <w:r>
+        <w:rPr>
+          <w:b w:val="0"/>
+        </w:rPr>
         <w:t>3.1 最重要発見：「情報的方向」と「介入的因果」の乖離</w:t>
       </w:r>
     </w:p>
@@ -1635,6 +1805,9 @@
         <w:t>(B)</w:t>
       </w:r>
       <w:r>
+        <w:rPr>
+          <w:b w:val="0"/>
+        </w:rPr>
         <w:t>の結果で最も際立つのは、スペクトル因果性がLiNGAMとほぼ逆方向を示す点である。これは</w:t>
       </w:r>
       <w:r>
@@ -1644,6 +1817,9 @@
         <w:t>バグではなく、捉えている「因果」の種類が異なる</w:t>
       </w:r>
       <w:r>
+        <w:rPr>
+          <w:b w:val="0"/>
+        </w:rPr>
         <w:t>ことを示す。</w:t>
       </w:r>
     </w:p>
@@ -1658,6 +1834,9 @@
         <w:t>LiNGAM（介入的因果）</w:t>
       </w:r>
       <w:r>
+        <w:rPr>
+          <w:b w:val="0"/>
+        </w:rPr>
         <w:t xml:space="preserve">: 「Ageを操作したらMaxHRが変わる」— </w:t>
       </w:r>
       <w:r>
@@ -1667,6 +1846,9 @@
         <w:t>原因 → 結果</w:t>
       </w:r>
       <w:r>
+        <w:rPr>
+          <w:b w:val="0"/>
+        </w:rPr>
         <w:t xml:space="preserve"> の方向</w:t>
       </w:r>
     </w:p>
@@ -1681,6 +1863,9 @@
         <w:t>スペクトル因果性（情報的因果）</w:t>
       </w:r>
       <w:r>
+        <w:rPr>
+          <w:b w:val="0"/>
+        </w:rPr>
         <w:t xml:space="preserve">: 「MaxHRを知ればAgeについての臨床的問いに答えられる」— </w:t>
       </w:r>
       <w:r>
@@ -1690,11 +1875,17 @@
         <w:t>情報提供 → 情報受容</w:t>
       </w:r>
       <w:r>
+        <w:rPr>
+          <w:b w:val="0"/>
+        </w:rPr>
         <w:t xml:space="preserve"> の方向</w:t>
       </w:r>
     </w:p>
     <w:p>
       <w:r>
+        <w:rPr>
+          <w:b w:val="0"/>
+        </w:rPr>
         <w:t>臨床場面で考えると：</w:t>
       </w:r>
     </w:p>
@@ -1703,6 +1894,9 @@
         <w:pStyle w:val="ListBullet"/>
       </w:pPr>
       <w:r>
+        <w:rPr>
+          <w:b w:val="0"/>
+        </w:rPr>
         <w:t>医師は患者のMaxHRを見て「この人は年齢の割に心機能が…」と推論する（MaxHR → Ageの情報フロー）</w:t>
       </w:r>
     </w:p>
@@ -1711,6 +1905,9 @@
         <w:pStyle w:val="ListBullet"/>
       </w:pPr>
       <w:r>
+        <w:rPr>
+          <w:b w:val="0"/>
+        </w:rPr>
         <w:t>しかし生物学的因果は加齢が心機能を低下させる（Age → MaxHRの介入的因果）</w:t>
       </w:r>
     </w:p>
@@ -1722,6 +1919,9 @@
         <w:t>この逆転は、Pearl の因果の梯子における Level 1.5（情報的因果）と Level 2（介入的因果）の本質的な違いを実データで初めて定量的に示した結果</w:t>
       </w:r>
       <w:r>
+        <w:rPr>
+          <w:b w:val="0"/>
+        </w:rPr>
         <w:t>と言える。</w:t>
       </w:r>
     </w:p>
@@ -1730,6 +1930,9 @@
         <w:pStyle w:val="Heading2"/>
       </w:pPr>
       <w:r>
+        <w:rPr>
+          <w:b w:val="0"/>
+        </w:rPr>
         <w:t>3.2 α=0（純データ駆動）の根本的限界</w:t>
       </w:r>
     </w:p>
@@ -1741,30 +1944,93 @@
         <w:t>(C)</w:t>
       </w:r>
       <w:r>
+        <w:rPr>
+          <w:b w:val="0"/>
+        </w:rPr>
         <w:t>の結果は根本的な限界を明らかにする：</w:t>
       </w:r>
     </w:p>
     <w:p>
       <w:r>
-        <w:t>相関行列 $|\rho|$ は本質的に対称（$|\rho_</w:t>
-      </w:r>
-      <w:r>
-        <w:rPr>
+        <w:rPr>
+          <w:b w:val="0"/>
+        </w:rPr>
+        <w:t xml:space="preserve">相関行列 </w:t>
+      </w:r>
+      <w:r>
+        <w:rPr>
+          <w:rFonts w:ascii="Cambria Math" w:hAnsi="Cambria Math"/>
+        </w:rPr>
+        <w:t>|ρ|</w:t>
+      </w:r>
+      <w:r>
+        <w:rPr>
+          <w:b w:val="0"/>
+        </w:rPr>
+        <w:t xml:space="preserve"> は本質的に対称（</w:t>
+      </w:r>
+      <w:r>
+        <w:rPr>
+          <w:rFonts w:ascii="Cambria Math" w:hAnsi="Cambria Math"/>
+        </w:rPr>
+        <w:t>|ρ</w:t>
+      </w:r>
+      <w:r>
+        <w:rPr>
+          <w:rFonts w:ascii="Cambria Math" w:hAnsi="Cambria Math"/>
+          <w:vertAlign w:val="subscript"/>
+        </w:rPr>
+        <w:t>ij</w:t>
+      </w:r>
+      <w:r>
+        <w:rPr>
+          <w:rFonts w:ascii="Cambria Math" w:hAnsi="Cambria Math"/>
+        </w:rPr>
+        <w:t>| = |ρ</w:t>
+      </w:r>
+      <w:r>
+        <w:rPr>
+          <w:rFonts w:ascii="Cambria Math" w:hAnsi="Cambria Math"/>
+          <w:vertAlign w:val="subscript"/>
+        </w:rPr>
+        <w:t>ji</w:t>
+      </w:r>
+      <w:r>
+        <w:rPr>
+          <w:rFonts w:ascii="Cambria Math" w:hAnsi="Cambria Math"/>
+        </w:rPr>
+        <w:t>|</w:t>
+      </w:r>
+      <w:r>
+        <w:rPr>
+          <w:b w:val="0"/>
+        </w:rPr>
+        <w:t xml:space="preserve">）であるため、α=0ではユーティリティ行列も完全に対称となり、非対称成分 </w:t>
+      </w:r>
+      <w:r>
+        <w:rPr>
+          <w:rFonts w:ascii="Cambria Math" w:hAnsi="Cambria Math"/>
+        </w:rPr>
+        <w:t>A = U - U</w:t>
+      </w:r>
+      <w:r>
+        <w:rPr>
+          <w:rFonts w:ascii="Cambria Math" w:hAnsi="Cambria Math"/>
           <w:vertAlign w:val="superscript"/>
         </w:rPr>
-        <w:t>ij</w:t>
-      </w:r>
-      <w:r>
-        <w:t>| = |\rho_</w:t>
-      </w:r>
-      <w:r>
-        <w:rPr>
-          <w:vertAlign w:val="superscript"/>
-        </w:rPr>
-        <w:t>ji</w:t>
-      </w:r>
-      <w:r>
-        <w:t>|$）であるため、α=0ではユーティリティ行列も完全に対称となり、非対称成分 $A = U - U^T = 0$ がゼロとなる。方向性信号がゼロである以上、</w:t>
+        <w:t>T</w:t>
+      </w:r>
+      <w:r>
+        <w:rPr>
+          <w:rFonts w:ascii="Cambria Math" w:hAnsi="Cambria Math"/>
+        </w:rPr>
+        <w:t xml:space="preserve"> = 0</w:t>
+      </w:r>
+      <w:r>
+        <w:rPr>
+          <w:b w:val="0"/>
+        </w:rPr>
+        <w:t xml:space="preserve"> がゼロとなる。方向性信号がゼロである以上、</w:t>
       </w:r>
       <w:r>
         <w:rPr>
@@ -1773,11 +2039,17 @@
         <w:t>スナップショットの相関だけでは因果方向の推定が原理的に不可能</w:t>
       </w:r>
       <w:r>
+        <w:rPr>
+          <w:b w:val="0"/>
+        </w:rPr>
         <w:t>。</w:t>
       </w:r>
     </w:p>
     <w:p>
       <w:r>
+        <w:rPr>
+          <w:b w:val="0"/>
+        </w:rPr>
         <w:t>これはLiNGAMの非ガウス仮定の重要性を裏付ける。LiNGAMは対称な相関ではなく、データの</w:t>
       </w:r>
       <w:r>
@@ -1787,6 +2059,9 @@
         <w:t>非ガウス性</w:t>
       </w:r>
       <w:r>
+        <w:rPr>
+          <w:b w:val="0"/>
+        </w:rPr>
         <w:t>（歪度・尖度の差）から方向を同定するため、純データ駆動でもDAGを推定できる。</w:t>
       </w:r>
     </w:p>
@@ -1795,6 +2070,9 @@
         <w:pStyle w:val="Heading2"/>
       </w:pPr>
       <w:r>
+        <w:rPr>
+          <w:b w:val="0"/>
+        </w:rPr>
         <w:t>3.3 ドメイン知識の効果と副作用</w:t>
       </w:r>
     </w:p>
@@ -2038,6 +2316,9 @@
     <w:p/>
     <w:p>
       <w:r>
+        <w:rPr>
+          <w:b w:val="0"/>
+        </w:rPr>
         <w:t>ドメイン知識の注入（α=0.6）は：</w:t>
       </w:r>
     </w:p>
@@ -2052,6 +2333,9 @@
         <w:t>利点</w:t>
       </w:r>
       <w:r>
+        <w:rPr>
+          <w:b w:val="0"/>
+        </w:rPr>
         <w:t>: 勾配成分が大幅に増加（DAG的構造が明確に）、より多くの辺を検出</w:t>
       </w:r>
     </w:p>
@@ -2066,11 +2350,17 @@
         <w:t>副作用</w:t>
       </w:r>
       <w:r>
+        <w:rPr>
+          <w:b w:val="0"/>
+        </w:rPr>
         <w:t>: 知識に含まれる「臨床的推論方向」（情報フロー）が生物学的因果方向を上書きしてしまう</w:t>
       </w:r>
     </w:p>
     <w:p>
       <w:r>
+        <w:rPr>
+          <w:b w:val="0"/>
+        </w:rPr>
         <w:t>これは</w:t>
       </w:r>
       <w:r>
@@ -2080,16 +2370,23 @@
         <w:t>ドメイン知識のエンコード方法の問題</w:t>
       </w:r>
       <w:r>
+        <w:rPr>
+          <w:b w:val="0"/>
+        </w:rPr>
         <w:t xml:space="preserve">である。現在の </w:t>
       </w:r>
       <w:r>
         <w:rPr>
           <w:rFonts w:ascii="Courier New" w:hAnsi="Courier New"/>
+          <w:b w:val="0"/>
           <w:sz w:val="18"/>
         </w:rPr>
         <w:t>clinical_influence</w:t>
       </w:r>
       <w:r>
+        <w:rPr>
+          <w:b w:val="0"/>
+        </w:rPr>
         <w:t xml:space="preserve"> 行列は「臨床医がAgeからBPについて推論する度合い」を符号化しているが、これは情報的方向であり、介入的因果方向とは限らない。</w:t>
       </w:r>
     </w:p>
@@ -2098,6 +2395,9 @@
         <w:pStyle w:val="Heading2"/>
       </w:pPr>
       <w:r>
+        <w:rPr>
+          <w:b w:val="0"/>
+        </w:rPr>
         <w:t>3.4 手法間の不一致が示す臨床的意味</w:t>
       </w:r>
     </w:p>
@@ -2493,6 +2793,9 @@
         <w:t>不一致パターンの一般則</w:t>
       </w:r>
       <w:r>
+        <w:rPr>
+          <w:b w:val="0"/>
+        </w:rPr>
         <w:t>: 介入的因果（A→B）と情報的因果（B→A）が逆方向のとき、その変数ペアは「診断マーカー的関係」にある。すなわち、Bの値を見てAの状態を推論する臨床場面が存在する。</w:t>
       </w:r>
     </w:p>
@@ -2501,11 +2804,17 @@
         <w:pStyle w:val="Heading2"/>
       </w:pPr>
       <w:r>
+        <w:rPr>
+          <w:b w:val="0"/>
+        </w:rPr>
         <w:t>3.5 因果上流性 ≈ 介入不可能性（Causal Upstream ≈ Non-Interventionability）</w:t>
       </w:r>
     </w:p>
     <w:p>
       <w:r>
+        <w:rPr>
+          <w:b w:val="0"/>
+        </w:rPr>
         <w:t>LiNGAMが推定した因果順序を介入可能性の観点から並べ直すと、顕著な対応が見られる：</w:t>
       </w:r>
     </w:p>
@@ -2660,10 +2969,10 @@
             <w:r/>
             <w:r>
               <w:rPr>
-                <w:b w:val="0"/>
-                <w:sz w:val="18"/>
-              </w:rPr>
-              <w:t>**不可能**</w:t>
+                <w:b/>
+                <w:sz w:val="18"/>
+              </w:rPr>
+              <w:t>不可能</w:t>
             </w:r>
           </w:p>
         </w:tc>
@@ -2734,10 +3043,10 @@
             <w:r/>
             <w:r>
               <w:rPr>
-                <w:b w:val="0"/>
-                <w:sz w:val="18"/>
-              </w:rPr>
-              <w:t>**困難**</w:t>
+                <w:b/>
+                <w:sz w:val="18"/>
+              </w:rPr>
+              <w:t>困難</w:t>
             </w:r>
           </w:p>
         </w:tc>
@@ -2808,10 +3117,10 @@
             <w:r/>
             <w:r>
               <w:rPr>
-                <w:b w:val="0"/>
-                <w:sz w:val="18"/>
-              </w:rPr>
-              <w:t>**間接的に可能**</w:t>
+                <w:b/>
+                <w:sz w:val="18"/>
+              </w:rPr>
+              <w:t>間接的に可能</w:t>
             </w:r>
           </w:p>
         </w:tc>
@@ -2882,10 +3191,10 @@
             <w:r/>
             <w:r>
               <w:rPr>
-                <w:b w:val="0"/>
-                <w:sz w:val="18"/>
-              </w:rPr>
-              <w:t>**容易**</w:t>
+                <w:b/>
+                <w:sz w:val="18"/>
+              </w:rPr>
+              <w:t>容易</w:t>
             </w:r>
           </w:p>
         </w:tc>
@@ -2956,10 +3265,10 @@
             <w:r/>
             <w:r>
               <w:rPr>
-                <w:b w:val="0"/>
-                <w:sz w:val="18"/>
-              </w:rPr>
-              <w:t>**容易**</w:t>
+                <w:b/>
+                <w:sz w:val="18"/>
+              </w:rPr>
+              <w:t>容易</w:t>
             </w:r>
           </w:p>
         </w:tc>
@@ -2989,11 +3298,17 @@
         <w:pStyle w:val="Heading3"/>
       </w:pPr>
       <w:r>
+        <w:rPr>
+          <w:b w:val="0"/>
+        </w:rPr>
         <w:t>なぜこの対応が生じるか</w:t>
       </w:r>
     </w:p>
     <w:p>
       <w:r>
+        <w:rPr>
+          <w:b w:val="0"/>
+        </w:rPr>
         <w:t>この対応は偶然ではなく、以下の構造的理由から説明できる：</w:t>
       </w:r>
     </w:p>
@@ -3008,6 +3323,9 @@
         <w:t>外生性と介入不可能性の同一視</w:t>
       </w:r>
       <w:r>
+        <w:rPr>
+          <w:b w:val="0"/>
+        </w:rPr>
         <w:t>: 構造方程式モデル（SEM）において、DAGの根（root）ノードは</w:t>
       </w:r>
       <w:r>
@@ -3017,6 +3335,9 @@
         <w:t>外生変数</w:t>
       </w:r>
       <w:r>
+        <w:rPr>
+          <w:b w:val="0"/>
+        </w:rPr>
         <w:t>（exogenous variable）であり、他の変数からの入力を持たない。外生変数は系の「外部から与えられる」ため、系内での介入対象にならない。Ageが典型：加齢は系内のどの変数を操作しても変えられない。</w:t>
       </w:r>
     </w:p>
@@ -3031,6 +3352,9 @@
         <w:t>内生変数と介入可能性の関係</w:t>
       </w:r>
       <w:r>
+        <w:rPr>
+          <w:b w:val="0"/>
+        </w:rPr>
         <w:t>: 逆に、多くの変数から影響を受ける下流変数（内生変数）は、その</w:t>
       </w:r>
       <w:r>
@@ -3040,6 +3364,9 @@
         <w:t>入力経路のいずれかを操作することで値を変更可能</w:t>
       </w:r>
       <w:r>
+        <w:rPr>
+          <w:b w:val="0"/>
+        </w:rPr>
         <w:t>。Cholesterol は Age, 食事, 遺伝, 運動などの複数経路から影響を受け、それぞれが介入ポイントになりうる。</w:t>
       </w:r>
     </w:p>
@@ -3054,6 +3381,9 @@
         <w:t>生物学的時間スケールの反映</w:t>
       </w:r>
       <w:r>
+        <w:rPr>
+          <w:b w:val="0"/>
+        </w:rPr>
         <w:t>: 因果的上流の変数ほど変化の時間スケールが長い（Ageは数十年、MaxHRは数年、血圧は数週間、コレステロールは数日で薬で変化）。介入はこの時間スケールに逆らう行為であり、長い時間スケールの変数ほど介入が困難。</w:t>
       </w:r>
     </w:p>
@@ -3062,26 +3392,145 @@
         <w:pStyle w:val="Heading3"/>
       </w:pPr>
       <w:r>
+        <w:rPr>
+          <w:b w:val="0"/>
+        </w:rPr>
         <w:t>定式化の試み</w:t>
       </w:r>
     </w:p>
     <w:p>
       <w:r>
-        <w:t>因果ポテンシャル $\phi$ と介入可能性スコア $\iota$ の関係を仮説的に定式化する：</w:t>
+        <w:rPr>
+          <w:b w:val="0"/>
+        </w:rPr>
+        <w:t xml:space="preserve">因果ポテンシャル </w:t>
+      </w:r>
+      <w:r>
+        <w:rPr>
+          <w:rFonts w:ascii="Cambria Math" w:hAnsi="Cambria Math"/>
+        </w:rPr>
+        <w:t>φ</w:t>
+      </w:r>
+      <w:r>
+        <w:rPr>
+          <w:b w:val="0"/>
+        </w:rPr>
+        <w:t xml:space="preserve"> と介入可能性スコア </w:t>
+      </w:r>
+      <w:r>
+        <w:rPr>
+          <w:rFonts w:ascii="Cambria Math" w:hAnsi="Cambria Math"/>
+        </w:rPr>
+        <w:t>ι</w:t>
+      </w:r>
+      <w:r>
+        <w:rPr>
+          <w:b w:val="0"/>
+        </w:rPr>
+        <w:t xml:space="preserve"> の関係を仮説的に定式化する：</w:t>
       </w:r>
     </w:p>
     <w:p>
-      <w:r>
-        <w:t>$$\iota(X_i) \propto -\phi(X_i) + \epsilon$$</w:t>
+      <w:pPr>
+        <w:spacing w:before="120" w:after="120"/>
+        <w:jc w:val="center"/>
+      </w:pPr>
+      <w:r>
+        <w:rPr>
+          <w:rFonts w:ascii="Cambria Math" w:hAnsi="Cambria Math"/>
+        </w:rPr>
+        <w:t>ι(X</w:t>
+      </w:r>
+      <w:r>
+        <w:rPr>
+          <w:rFonts w:ascii="Cambria Math" w:hAnsi="Cambria Math"/>
+          <w:vertAlign w:val="subscript"/>
+        </w:rPr>
+        <w:t>i</w:t>
+      </w:r>
+      <w:r>
+        <w:rPr>
+          <w:rFonts w:ascii="Cambria Math" w:hAnsi="Cambria Math"/>
+        </w:rPr>
+        <w:t>) ∝ -φ(X</w:t>
+      </w:r>
+      <w:r>
+        <w:rPr>
+          <w:rFonts w:ascii="Cambria Math" w:hAnsi="Cambria Math"/>
+          <w:vertAlign w:val="subscript"/>
+        </w:rPr>
+        <w:t>i</w:t>
+      </w:r>
+      <w:r>
+        <w:rPr>
+          <w:rFonts w:ascii="Cambria Math" w:hAnsi="Cambria Math"/>
+        </w:rPr>
+        <w:t>) + ε</w:t>
       </w:r>
     </w:p>
     <w:p>
       <w:r>
-        <w:t>ここで $\phi(X_i)$ はHodge分解から得られる因果ポテンシャル（上流ほど値が大きい）、$\iota(X_i)$ は介入容易度（0=介入不可能, 1=容易に介入可能）。</w:t>
+        <w:rPr>
+          <w:b w:val="0"/>
+        </w:rPr>
+        <w:t xml:space="preserve">ここで </w:t>
+      </w:r>
+      <w:r>
+        <w:rPr>
+          <w:rFonts w:ascii="Cambria Math" w:hAnsi="Cambria Math"/>
+        </w:rPr>
+        <w:t>φ(X</w:t>
+      </w:r>
+      <w:r>
+        <w:rPr>
+          <w:rFonts w:ascii="Cambria Math" w:hAnsi="Cambria Math"/>
+          <w:vertAlign w:val="subscript"/>
+        </w:rPr>
+        <w:t>i</w:t>
+      </w:r>
+      <w:r>
+        <w:rPr>
+          <w:rFonts w:ascii="Cambria Math" w:hAnsi="Cambria Math"/>
+        </w:rPr>
+        <w:t>)</w:t>
+      </w:r>
+      <w:r>
+        <w:rPr>
+          <w:b w:val="0"/>
+        </w:rPr>
+        <w:t xml:space="preserve"> はHodge分解から得られる因果ポテンシャル（上流ほど値が大きい）、</w:t>
+      </w:r>
+      <w:r>
+        <w:rPr>
+          <w:rFonts w:ascii="Cambria Math" w:hAnsi="Cambria Math"/>
+        </w:rPr>
+        <w:t>ι(X</w:t>
+      </w:r>
+      <w:r>
+        <w:rPr>
+          <w:rFonts w:ascii="Cambria Math" w:hAnsi="Cambria Math"/>
+          <w:vertAlign w:val="subscript"/>
+        </w:rPr>
+        <w:t>i</w:t>
+      </w:r>
+      <w:r>
+        <w:rPr>
+          <w:rFonts w:ascii="Cambria Math" w:hAnsi="Cambria Math"/>
+        </w:rPr>
+        <w:t>)</w:t>
+      </w:r>
+      <w:r>
+        <w:rPr>
+          <w:b w:val="0"/>
+        </w:rPr>
+        <w:t xml:space="preserve"> は介入容易度（0=介入不可能, 1=容易に介入可能）。</w:t>
       </w:r>
     </w:p>
     <w:p>
       <w:r>
+        <w:rPr>
+          <w:b w:val="0"/>
+        </w:rPr>
         <w:t>UCI心疾患データでの検証：</w:t>
       </w:r>
     </w:p>
@@ -3125,13 +3574,25 @@
             <w:pPr>
               <w:jc w:val="left"/>
             </w:pPr>
-            <w:r/>
             <w:r>
               <w:rPr>
                 <w:b/>
-                <w:sz w:val="18"/>
-              </w:rPr>
-              <w:t>Hodge $\phi$</w:t>
+              </w:rPr>
+            </w:r>
+            <w:r>
+              <w:rPr>
+                <w:b/>
+                <w:sz w:val="18"/>
+              </w:rPr>
+              <w:t xml:space="preserve">Hodge </w:t>
+            </w:r>
+            <w:r>
+              <w:rPr>
+                <w:rFonts w:ascii="Cambria Math" w:hAnsi="Cambria Math"/>
+                <w:b/>
+                <w:sz w:val="18"/>
+              </w:rPr>
+              <w:t>φ</w:t>
             </w:r>
           </w:p>
         </w:tc>
@@ -3143,13 +3604,32 @@
             <w:pPr>
               <w:jc w:val="left"/>
             </w:pPr>
-            <w:r/>
             <w:r>
               <w:rPr>
                 <w:b/>
-                <w:sz w:val="18"/>
-              </w:rPr>
-              <w:t>正規化 $-\phi$（0–1）</w:t>
+              </w:rPr>
+            </w:r>
+            <w:r>
+              <w:rPr>
+                <w:b/>
+                <w:sz w:val="18"/>
+              </w:rPr>
+              <w:t xml:space="preserve">正規化 </w:t>
+            </w:r>
+            <w:r>
+              <w:rPr>
+                <w:rFonts w:ascii="Cambria Math" w:hAnsi="Cambria Math"/>
+                <w:b/>
+                <w:sz w:val="18"/>
+              </w:rPr>
+              <w:t>-φ</w:t>
+            </w:r>
+            <w:r>
+              <w:rPr>
+                <w:b/>
+                <w:sz w:val="18"/>
+              </w:rPr>
+              <w:t>（0–1）</w:t>
             </w:r>
           </w:p>
         </w:tc>
@@ -3546,12 +4026,78 @@
     <w:p/>
     <w:p>
       <w:r>
-        <w:t>Spearman 順位相関: $\rho \approx 0.60$（Ageが最上流かつ介入不可能、という極端な一致が相関を牽引）</w:t>
+        <w:rPr>
+          <w:b w:val="0"/>
+        </w:rPr>
+        <w:t xml:space="preserve">Spearman 順位相関: </w:t>
+      </w:r>
+      <w:r>
+        <w:rPr>
+          <w:rFonts w:ascii="Cambria Math" w:hAnsi="Cambria Math"/>
+        </w:rPr>
+        <w:t>ρ ≈ 0.60</w:t>
+      </w:r>
+      <w:r>
+        <w:rPr>
+          <w:b w:val="0"/>
+        </w:rPr>
+        <w:t>（Ageが最上流かつ介入不可能、という極端な一致が相関を牽引）</w:t>
       </w:r>
     </w:p>
     <w:p>
       <w:r>
-        <w:t>MaxHRは因果的に中間に位置する（$\phi = -0.204$）が介入困難（$\iota = 0.3$）、STDepは最下流（$\phi = -0.324$）だが間接的にしか介入できない（$\iota = 0.5$）。完全な一致ではなく、</w:t>
+        <w:rPr>
+          <w:b w:val="0"/>
+        </w:rPr>
+        <w:t>MaxHRは因果的に中間に位置する（</w:t>
+      </w:r>
+      <w:r>
+        <w:rPr>
+          <w:rFonts w:ascii="Cambria Math" w:hAnsi="Cambria Math"/>
+        </w:rPr>
+        <w:t>φ = -0.204</w:t>
+      </w:r>
+      <w:r>
+        <w:rPr>
+          <w:b w:val="0"/>
+        </w:rPr>
+        <w:t>）が介入困難（</w:t>
+      </w:r>
+      <w:r>
+        <w:rPr>
+          <w:rFonts w:ascii="Cambria Math" w:hAnsi="Cambria Math"/>
+        </w:rPr>
+        <w:t>ι = 0.3</w:t>
+      </w:r>
+      <w:r>
+        <w:rPr>
+          <w:b w:val="0"/>
+        </w:rPr>
+        <w:t>）、STDepは最下流（</w:t>
+      </w:r>
+      <w:r>
+        <w:rPr>
+          <w:rFonts w:ascii="Cambria Math" w:hAnsi="Cambria Math"/>
+        </w:rPr>
+        <w:t>φ = -0.324</w:t>
+      </w:r>
+      <w:r>
+        <w:rPr>
+          <w:b w:val="0"/>
+        </w:rPr>
+        <w:t>）だが間接的にしか介入できない（</w:t>
+      </w:r>
+      <w:r>
+        <w:rPr>
+          <w:rFonts w:ascii="Cambria Math" w:hAnsi="Cambria Math"/>
+        </w:rPr>
+        <w:t>ι = 0.5</w:t>
+      </w:r>
+      <w:r>
+        <w:rPr>
+          <w:b w:val="0"/>
+        </w:rPr>
+        <w:t>）。完全な一致ではなく、</w:t>
       </w:r>
       <w:r>
         <w:rPr>
@@ -3560,6 +4106,9 @@
         <w:t>因果上流性は介入不可能性の必要条件に近いが、十分条件ではない</w:t>
       </w:r>
       <w:r>
+        <w:rPr>
+          <w:b w:val="0"/>
+        </w:rPr>
         <w:t>。</w:t>
       </w:r>
     </w:p>
@@ -3568,11 +4117,17 @@
         <w:pStyle w:val="Heading3"/>
       </w:pPr>
       <w:r>
+        <w:rPr>
+          <w:b w:val="0"/>
+        </w:rPr>
         <w:t>臨床的・公衆衛生的含意</w:t>
       </w:r>
     </w:p>
     <w:p>
       <w:r>
+        <w:rPr>
+          <w:b w:val="0"/>
+        </w:rPr>
         <w:t>この対応関係が一般に成立するなら、以下の応用が考えられる：</w:t>
       </w:r>
     </w:p>
@@ -3587,7 +4142,22 @@
         <w:t>治療ターゲットの同定</w:t>
       </w:r>
       <w:r>
-        <w:t>: 因果ポテンシャルが低い（下流の）変数は介入しやすい候補。健診データにLiNGAMやHodge分解を適用し、$\phi$ が低い変数群を「アクショナブルな治療ターゲット」として自動抽出できる。</w:t>
+        <w:rPr>
+          <w:b w:val="0"/>
+        </w:rPr>
+        <w:t>: 因果ポテンシャルが低い（下流の）変数は介入しやすい候補。健診データにLiNGAMやHodge分解を適用し、</w:t>
+      </w:r>
+      <w:r>
+        <w:rPr>
+          <w:rFonts w:ascii="Cambria Math" w:hAnsi="Cambria Math"/>
+        </w:rPr>
+        <w:t>φ</w:t>
+      </w:r>
+      <w:r>
+        <w:rPr>
+          <w:b w:val="0"/>
+        </w:rPr>
+        <w:t xml:space="preserve"> が低い変数群を「アクショナブルな治療ターゲット」として自動抽出できる。</w:t>
       </w:r>
     </w:p>
     <w:p>
@@ -3601,6 +4171,9 @@
         <w:t>予防医学への示唆</w:t>
       </w:r>
       <w:r>
+        <w:rPr>
+          <w:b w:val="0"/>
+        </w:rPr>
         <w:t>: 因果的上流の変数は介入が困難だが影響力が大きい。Ageのような変数は直接介入できないが、「加齢の影響を受けやすい下流変数」（MaxHR, STDep）を早期にモニタリングすることで、間接的に上流変数の影響を管理できる。</w:t>
       </w:r>
     </w:p>
@@ -3615,7 +4188,22 @@
         <w:t>Hodge因果ポテンシャルの新しい解釈</w:t>
       </w:r>
       <w:r>
-        <w:t>: $\phi$ の値を「介入困難度の近似指標」として読み替えることで、純粋に数学的な量（グラフのスペクトル構造）に</w:t>
+        <w:rPr>
+          <w:b w:val="0"/>
+        </w:rPr>
+        <w:t xml:space="preserve">: </w:t>
+      </w:r>
+      <w:r>
+        <w:rPr>
+          <w:rFonts w:ascii="Cambria Math" w:hAnsi="Cambria Math"/>
+        </w:rPr>
+        <w:t>φ</w:t>
+      </w:r>
+      <w:r>
+        <w:rPr>
+          <w:b w:val="0"/>
+        </w:rPr>
+        <w:t xml:space="preserve"> の値を「介入困難度の近似指標」として読み替えることで、純粋に数学的な量（グラフのスペクトル構造）に</w:t>
       </w:r>
       <w:r>
         <w:rPr>
@@ -3624,6 +4212,9 @@
         <w:t>臨床的アクショナビリティ</w:t>
       </w:r>
       <w:r>
+        <w:rPr>
+          <w:b w:val="0"/>
+        </w:rPr>
         <w:t>という実用的意味を付与できる。</w:t>
       </w:r>
     </w:p>
@@ -3638,6 +4229,9 @@
         <w:t>因果推論の限界の明示化</w:t>
       </w:r>
       <w:r>
+        <w:rPr>
+          <w:b w:val="0"/>
+        </w:rPr>
         <w:t>: 「因果的上流だから介入対象にならない」のではなく、「介入不可能だから因果的上流に位置する」という逆の因果関係を認識することが重要。観察データから推定された因果構造は、介入可能な系の部分構造のみを反映している可能性がある。</w:t>
       </w:r>
     </w:p>
@@ -3646,6 +4240,9 @@
         <w:pStyle w:val="Heading1"/>
       </w:pPr>
       <w:r>
+        <w:rPr>
+          <w:b w:val="0"/>
+        </w:rPr>
         <w:t>4. ECDアンサンブル：LiNGAM → スペクトル因果性パイプライン</w:t>
       </w:r>
     </w:p>
@@ -3654,11 +4251,17 @@
         <w:pStyle w:val="Heading2"/>
       </w:pPr>
       <w:r>
+        <w:rPr>
+          <w:b w:val="0"/>
+        </w:rPr>
         <w:t>4.1 動機</w:t>
       </w:r>
     </w:p>
     <w:p>
       <w:r>
+        <w:rPr>
+          <w:b w:val="0"/>
+        </w:rPr>
         <w:t>§3.2でα=0（相関のみ）では方向性推定が不可能であること、§3.3でドメイン知識の注入が「情報フロー方向」のバイアスを持つことが判明した。ここで自然な問いが生じる：</w:t>
       </w:r>
       <w:r>
@@ -3670,6 +4273,9 @@
     </w:p>
     <w:p>
       <w:r>
+        <w:rPr>
+          <w:b w:val="0"/>
+        </w:rPr>
         <w:t>これは以前提案した</w:t>
       </w:r>
       <w:r>
@@ -3679,62 +4285,120 @@
         <w:t>二段ロケット戦略</w:t>
       </w:r>
       <w:r>
+        <w:rPr>
+          <w:b w:val="0"/>
+        </w:rPr>
         <w:t>の具体化であり、Ensemble Causal Direction（ECD）の一形態：</w:t>
       </w:r>
     </w:p>
     <w:p>
-      <w:r>
-        <w:t>$$U_</w:t>
-      </w:r>
-      <w:r>
-        <w:rPr>
-          <w:vertAlign w:val="superscript"/>
-        </w:rPr>
-        <w:t>\text{ECD</w:t>
-      </w:r>
-      <w:r>
-        <w:t>}(i \to j) = \alpha \cdot C_</w:t>
-      </w:r>
-      <w:r>
-        <w:rPr>
-          <w:vertAlign w:val="superscript"/>
-        </w:rPr>
-        <w:t>\text{LiNGAM</w:t>
-      </w:r>
-      <w:r>
-        <w:t>}(i,j) + (1-\alpha) \cdot |\text</w:t>
-      </w:r>
-      <w:r>
-        <w:rPr>
-          <w:vertAlign w:val="superscript"/>
-        </w:rPr>
-        <w:t>corr</w:t>
-      </w:r>
-      <w:r>
-        <w:t>(X_i, X_j)|$$</w:t>
+      <w:pPr>
+        <w:spacing w:before="120" w:after="120"/>
+        <w:jc w:val="center"/>
+      </w:pPr>
+      <w:r>
+        <w:rPr>
+          <w:rFonts w:ascii="Cambria Math" w:hAnsi="Cambria Math"/>
+        </w:rPr>
+        <w:t>U</w:t>
+      </w:r>
+      <w:r>
+        <w:rPr>
+          <w:rFonts w:ascii="Cambria Math" w:hAnsi="Cambria Math"/>
+          <w:vertAlign w:val="subscript"/>
+        </w:rPr>
+        <w:t>ECD</w:t>
+      </w:r>
+      <w:r>
+        <w:rPr>
+          <w:rFonts w:ascii="Cambria Math" w:hAnsi="Cambria Math"/>
+        </w:rPr>
+        <w:t>(i → j) = α · C</w:t>
+      </w:r>
+      <w:r>
+        <w:rPr>
+          <w:rFonts w:ascii="Cambria Math" w:hAnsi="Cambria Math"/>
+          <w:vertAlign w:val="subscript"/>
+        </w:rPr>
+        <w:t>LiNGAM</w:t>
+      </w:r>
+      <w:r>
+        <w:rPr>
+          <w:rFonts w:ascii="Cambria Math" w:hAnsi="Cambria Math"/>
+        </w:rPr>
+        <w:t>(i,j) + (1-α) · |corr(X</w:t>
+      </w:r>
+      <w:r>
+        <w:rPr>
+          <w:rFonts w:ascii="Cambria Math" w:hAnsi="Cambria Math"/>
+          <w:vertAlign w:val="subscript"/>
+        </w:rPr>
+        <w:t>i</w:t>
+      </w:r>
+      <w:r>
+        <w:rPr>
+          <w:rFonts w:ascii="Cambria Math" w:hAnsi="Cambria Math"/>
+        </w:rPr>
+        <w:t>, X</w:t>
+      </w:r>
+      <w:r>
+        <w:rPr>
+          <w:rFonts w:ascii="Cambria Math" w:hAnsi="Cambria Math"/>
+          <w:vertAlign w:val="subscript"/>
+        </w:rPr>
+        <w:t>j</w:t>
+      </w:r>
+      <w:r>
+        <w:rPr>
+          <w:rFonts w:ascii="Cambria Math" w:hAnsi="Cambria Math"/>
+        </w:rPr>
+        <w:t>)|</w:t>
       </w:r>
     </w:p>
     <w:p>
       <w:r>
-        <w:t>ここで $C_</w:t>
-      </w:r>
-      <w:r>
-        <w:rPr>
-          <w:vertAlign w:val="superscript"/>
-        </w:rPr>
-        <w:t>\text{LiNGAM</w:t>
-      </w:r>
-      <w:r>
-        <w:t>}(i,j) = |B_</w:t>
-      </w:r>
-      <w:r>
-        <w:rPr>
-          <w:vertAlign w:val="superscript"/>
+        <w:rPr>
+          <w:b w:val="0"/>
+        </w:rPr>
+        <w:t xml:space="preserve">ここで </w:t>
+      </w:r>
+      <w:r>
+        <w:rPr>
+          <w:rFonts w:ascii="Cambria Math" w:hAnsi="Cambria Math"/>
+        </w:rPr>
+        <w:t>C</w:t>
+      </w:r>
+      <w:r>
+        <w:rPr>
+          <w:rFonts w:ascii="Cambria Math" w:hAnsi="Cambria Math"/>
+          <w:vertAlign w:val="subscript"/>
+        </w:rPr>
+        <w:t>LiNGAM</w:t>
+      </w:r>
+      <w:r>
+        <w:rPr>
+          <w:rFonts w:ascii="Cambria Math" w:hAnsi="Cambria Math"/>
+        </w:rPr>
+        <w:t>(i,j) = |B</w:t>
+      </w:r>
+      <w:r>
+        <w:rPr>
+          <w:rFonts w:ascii="Cambria Math" w:hAnsi="Cambria Math"/>
+          <w:vertAlign w:val="subscript"/>
         </w:rPr>
         <w:t>ji</w:t>
       </w:r>
       <w:r>
-        <w:t>|$（LiNGAMの隣接行列から構成）。</w:t>
+        <w:rPr>
+          <w:rFonts w:ascii="Cambria Math" w:hAnsi="Cambria Math"/>
+        </w:rPr>
+        <w:t>|</w:t>
+      </w:r>
+      <w:r>
+        <w:rPr>
+          <w:b w:val="0"/>
+        </w:rPr>
+        <w:t>（LiNGAMの隣接行列から構成）。</w:t>
       </w:r>
     </w:p>
     <w:p>
@@ -3742,12 +4406,30 @@
         <w:pStyle w:val="Heading2"/>
       </w:pPr>
       <w:r>
+        <w:rPr>
+          <w:b w:val="0"/>
+        </w:rPr>
         <w:t>4.2 結果</w:t>
       </w:r>
     </w:p>
     <w:p>
       <w:r>
-        <w:t>LiNGAMの推定DAGを $C$ として使用した場合（α=0.3）：</w:t>
+        <w:rPr>
+          <w:b w:val="0"/>
+        </w:rPr>
+        <w:t xml:space="preserve">LiNGAMの推定DAGを </w:t>
+      </w:r>
+      <w:r>
+        <w:rPr>
+          <w:rFonts w:ascii="Cambria Math" w:hAnsi="Cambria Math"/>
+        </w:rPr>
+        <w:t>C</w:t>
+      </w:r>
+      <w:r>
+        <w:rPr>
+          <w:b w:val="0"/>
+        </w:rPr>
+        <w:t xml:space="preserve"> として使用した場合（α=0.3）：</w:t>
       </w:r>
     </w:p>
     <w:tbl>
@@ -3830,10 +4512,18 @@
             <w:r/>
             <w:r>
               <w:rPr>
-                <w:b w:val="0"/>
-                <w:sz w:val="18"/>
-              </w:rPr>
-              <w:t>$r_{\text{gradient}}$</w:t>
+                <w:rFonts w:ascii="Cambria Math" w:hAnsi="Cambria Math"/>
+                <w:sz w:val="18"/>
+              </w:rPr>
+              <w:t>r</w:t>
+            </w:r>
+            <w:r>
+              <w:rPr>
+                <w:rFonts w:ascii="Cambria Math" w:hAnsi="Cambria Math"/>
+                <w:sz w:val="18"/>
+                <w:vertAlign w:val="subscript"/>
+              </w:rPr>
+              <w:t>gradient</w:t>
             </w:r>
           </w:p>
         </w:tc>
@@ -3978,10 +4668,10 @@
             <w:r/>
             <w:r>
               <w:rPr>
-                <w:b w:val="0"/>
-                <w:sz w:val="18"/>
-              </w:rPr>
-              <w:t>**Age &gt; MaxHR &gt; STDep &gt; Chol &gt; RestBP**</w:t>
+                <w:b/>
+                <w:sz w:val="18"/>
+              </w:rPr>
+              <w:t>Age &gt; MaxHR &gt; STDep &gt; Chol &gt; RestBP</w:t>
             </w:r>
           </w:p>
         </w:tc>
@@ -4034,10 +4724,34 @@
       </w:pPr>
       <w:r>
         <w:rPr>
+          <w:b w:val="0"/>
           <w:i/>
           <w:sz w:val="18"/>
         </w:rPr>
-        <w:t>図9: (A) ECD構造のHodge分解（青=勾配、赤=カール）。(B) 因果ポテンシャルφと介入可能性ιの対応。(C) 辺ごとのフィードバック割合。(D) ドメイン知識の品質（$p_{\text{flip}}$）とDAG度のU字型関係。</w:t>
+        <w:t>図9: (A) ECD構造のHodge分解（青=勾配、赤=カール）。(B) 因果ポテンシャルφと介入可能性ιの対応。(C) 辺ごとのフィードバック割合。(D) ドメイン知識の品質（</w:t>
+      </w:r>
+      <w:r>
+        <w:rPr>
+          <w:rFonts w:ascii="Cambria Math" w:hAnsi="Cambria Math"/>
+          <w:sz w:val="18"/>
+        </w:rPr>
+        <w:t>p</w:t>
+      </w:r>
+      <w:r>
+        <w:rPr>
+          <w:rFonts w:ascii="Cambria Math" w:hAnsi="Cambria Math"/>
+          <w:sz w:val="18"/>
+          <w:vertAlign w:val="subscript"/>
+        </w:rPr>
+        <w:t>flip</w:t>
+      </w:r>
+      <w:r>
+        <w:rPr>
+          <w:b w:val="0"/>
+          <w:i/>
+          <w:sz w:val="18"/>
+        </w:rPr>
+        <w:t>）とDAG度のU字型関係。</w:t>
       </w:r>
     </w:p>
     <w:p>
@@ -4048,6 +4762,9 @@
         <w:t>重要な発見</w:t>
       </w:r>
       <w:r>
+        <w:rPr>
+          <w:b w:val="0"/>
+        </w:rPr>
         <w:t xml:space="preserve">: ECDのHodge因果ポテンシャル順序は </w:t>
       </w:r>
       <w:r>
@@ -4057,6 +4774,9 @@
         <w:t>Age &gt; MaxHR &gt; STDep &gt; Chol &gt; RestBP</w:t>
       </w:r>
       <w:r>
+        <w:rPr>
+          <w:b w:val="0"/>
+        </w:rPr>
         <w:t xml:space="preserve"> であり、LiNGAMの因果順序 </w:t>
       </w:r>
       <w:r>
@@ -4066,6 +4786,9 @@
         <w:t>Age &gt; MaxHR &gt; STDep &gt; RestBP &gt; Chol</w:t>
       </w:r>
       <w:r>
+        <w:rPr>
+          <w:b w:val="0"/>
+        </w:rPr>
         <w:t xml:space="preserve"> とほぼ一致する（下位2変数のみ入れ替わり）。SCD方向は依然として逆転するが、</w:t>
       </w:r>
       <w:r>
@@ -4075,6 +4798,9 @@
         <w:t>Hodgeポテンシャルは正しい因果階層を復元する</w:t>
       </w:r>
       <w:r>
+        <w:rPr>
+          <w:b w:val="0"/>
+        </w:rPr>
         <w:t>。</w:t>
       </w:r>
     </w:p>
@@ -4083,21 +4809,37 @@
         <w:pStyle w:val="Heading2"/>
       </w:pPr>
       <w:r>
+        <w:rPr>
+          <w:b w:val="0"/>
+        </w:rPr>
         <w:t>4.3 なぜr_gradientが低いか</w:t>
       </w:r>
     </w:p>
     <w:p>
       <w:r>
-        <w:t>$r_</w:t>
-      </w:r>
-      <w:r>
-        <w:rPr>
-          <w:vertAlign w:val="superscript"/>
-        </w:rPr>
-        <w:t>\text{gradient</w:t>
-      </w:r>
-      <w:r>
-        <w:t>} = 0.555$（臨床知識の0.859と比較して低い）の理由：</w:t>
+        <w:rPr>
+          <w:rFonts w:ascii="Cambria Math" w:hAnsi="Cambria Math"/>
+        </w:rPr>
+        <w:t>r</w:t>
+      </w:r>
+      <w:r>
+        <w:rPr>
+          <w:rFonts w:ascii="Cambria Math" w:hAnsi="Cambria Math"/>
+          <w:vertAlign w:val="subscript"/>
+        </w:rPr>
+        <w:t>gradient</w:t>
+      </w:r>
+      <w:r>
+        <w:rPr>
+          <w:rFonts w:ascii="Cambria Math" w:hAnsi="Cambria Math"/>
+        </w:rPr>
+        <w:t xml:space="preserve"> = 0.555</w:t>
+      </w:r>
+      <w:r>
+        <w:rPr>
+          <w:b w:val="0"/>
+        </w:rPr>
+        <w:t>（臨床知識の0.859と比較して低い）の理由：</w:t>
       </w:r>
     </w:p>
     <w:p>
@@ -4111,6 +4853,9 @@
         <w:t>LiNGAMのC行列はスパース</w:t>
       </w:r>
       <w:r>
+        <w:rPr>
+          <w:b w:val="0"/>
+        </w:rPr>
         <w:t>: 6辺のみで非対称性が限定的。臨床知識はほぼ全ペアに値があるため、非対称性が豊富。</w:t>
       </w:r>
     </w:p>
@@ -4125,6 +4870,9 @@
         <w:t>スパースな非対称性はカールを生みやすい</w:t>
       </w:r>
       <w:r>
+        <w:rPr>
+          <w:b w:val="0"/>
+        </w:rPr>
         <w:t>: 少数の辺だけに方向性があると、Hodge分解でフィードバック（循環的解釈）が増加する。</w:t>
       </w:r>
     </w:p>
@@ -4133,6 +4881,9 @@
         <w:pStyle w:val="ListNumber"/>
       </w:pPr>
       <w:r>
+        <w:rPr>
+          <w:b w:val="0"/>
+        </w:rPr>
         <w:t>これは</w:t>
       </w:r>
       <w:r>
@@ -4142,6 +4893,9 @@
         <w:t>LiNGAMが検出した因果辺の一部に臨床的フィードバックが存在する</w:t>
       </w:r>
       <w:r>
+        <w:rPr>
+          <w:b w:val="0"/>
+        </w:rPr>
         <w:t>ことの反映でもある（§5参照）。</w:t>
       </w:r>
     </w:p>
@@ -4150,6 +4904,9 @@
         <w:pStyle w:val="Heading1"/>
       </w:pPr>
       <w:r>
+        <w:rPr>
+          <w:b w:val="0"/>
+        </w:rPr>
         <w:t>5. DAG転移点 — ドメイン知識の「量」より「質」</w:t>
       </w:r>
     </w:p>
@@ -4158,21 +4915,67 @@
         <w:pStyle w:val="Heading2"/>
       </w:pPr>
       <w:r>
+        <w:rPr>
+          <w:b w:val="0"/>
+        </w:rPr>
         <w:t>5.1 α掃引実験：不連続相転移の発見</w:t>
       </w:r>
     </w:p>
     <w:p>
       <w:r>
-        <w:t>$\alpha$ を $0 \to 1$ まで掃引した結果（$C$ = 臨床知識行列）、DAG度（$r_</w:t>
-      </w:r>
-      <w:r>
-        <w:rPr>
-          <w:vertAlign w:val="superscript"/>
-        </w:rPr>
-        <w:t>\text{gradient</w:t>
-      </w:r>
-      <w:r>
-        <w:t>}$）は</w:t>
+        <w:rPr>
+          <w:rFonts w:ascii="Cambria Math" w:hAnsi="Cambria Math"/>
+        </w:rPr>
+        <w:t>α</w:t>
+      </w:r>
+      <w:r>
+        <w:rPr>
+          <w:b w:val="0"/>
+        </w:rPr>
+        <w:t xml:space="preserve"> を </w:t>
+      </w:r>
+      <w:r>
+        <w:rPr>
+          <w:rFonts w:ascii="Cambria Math" w:hAnsi="Cambria Math"/>
+        </w:rPr>
+        <w:t>0 → 1</w:t>
+      </w:r>
+      <w:r>
+        <w:rPr>
+          <w:b w:val="0"/>
+        </w:rPr>
+        <w:t xml:space="preserve"> まで掃引した結果（</w:t>
+      </w:r>
+      <w:r>
+        <w:rPr>
+          <w:rFonts w:ascii="Cambria Math" w:hAnsi="Cambria Math"/>
+        </w:rPr>
+        <w:t>C</w:t>
+      </w:r>
+      <w:r>
+        <w:rPr>
+          <w:b w:val="0"/>
+        </w:rPr>
+        <w:t xml:space="preserve"> = 臨床知識行列）、DAG度（</w:t>
+      </w:r>
+      <w:r>
+        <w:rPr>
+          <w:rFonts w:ascii="Cambria Math" w:hAnsi="Cambria Math"/>
+        </w:rPr>
+        <w:t>r</w:t>
+      </w:r>
+      <w:r>
+        <w:rPr>
+          <w:rFonts w:ascii="Cambria Math" w:hAnsi="Cambria Math"/>
+          <w:vertAlign w:val="subscript"/>
+        </w:rPr>
+        <w:t>gradient</w:t>
+      </w:r>
+      <w:r>
+        <w:rPr>
+          <w:b w:val="0"/>
+        </w:rPr>
+        <w:t>）は</w:t>
       </w:r>
       <w:r>
         <w:rPr>
@@ -4181,6 +4984,9 @@
         <w:t>滑らかに変化しない</w:t>
       </w:r>
       <w:r>
+        <w:rPr>
+          <w:b w:val="0"/>
+        </w:rPr>
         <w:t>：</w:t>
       </w:r>
     </w:p>
@@ -4224,13 +5030,27 @@
             <w:pPr>
               <w:jc w:val="left"/>
             </w:pPr>
-            <w:r/>
             <w:r>
               <w:rPr>
                 <w:b/>
-                <w:sz w:val="18"/>
-              </w:rPr>
-              <w:t>$r_{\text{gradient}}$</w:t>
+              </w:rPr>
+            </w:r>
+            <w:r>
+              <w:rPr>
+                <w:rFonts w:ascii="Cambria Math" w:hAnsi="Cambria Math"/>
+                <w:b/>
+                <w:sz w:val="18"/>
+              </w:rPr>
+              <w:t>r</w:t>
+            </w:r>
+            <w:r>
+              <w:rPr>
+                <w:rFonts w:ascii="Cambria Math" w:hAnsi="Cambria Math"/>
+                <w:b/>
+                <w:sz w:val="18"/>
+                <w:vertAlign w:val="subscript"/>
+              </w:rPr>
+              <w:t>gradient</w:t>
             </w:r>
           </w:p>
         </w:tc>
@@ -4301,10 +5121,17 @@
             <w:r/>
             <w:r>
               <w:rPr>
+                <w:b/>
+                <w:sz w:val="18"/>
+              </w:rPr>
+              <w:t>未定義</w:t>
+            </w:r>
+            <w:r>
+              <w:rPr>
                 <w:b w:val="0"/>
                 <w:sz w:val="18"/>
               </w:rPr>
-              <w:t>**未定義**（0/0）</w:t>
+              <w:t>（0/0）</w:t>
             </w:r>
           </w:p>
         </w:tc>
@@ -4375,10 +5202,10 @@
             <w:r/>
             <w:r>
               <w:rPr>
-                <w:b w:val="0"/>
-                <w:sz w:val="18"/>
-              </w:rPr>
-              <w:t>**0.859**</w:t>
+                <w:b/>
+                <w:sz w:val="18"/>
+              </w:rPr>
+              <w:t>0.859</w:t>
             </w:r>
           </w:p>
         </w:tc>
@@ -4689,10 +5516,64 @@
       </w:pPr>
       <w:r>
         <w:rPr>
+          <w:b w:val="0"/>
           <w:i/>
           <w:sz w:val="18"/>
         </w:rPr>
-        <w:t>図8: (A) $r_{\text{gradient}}$ は $\alpha = 0$ で未定義、$\alpha &gt; 0$ で即座に0.859に到達（不連続相転移）。(B) 辺数とLiNGAM一致率。(C) 非対称ノルムはαに線形比例するが、DAG度は不変。(D) 位相図：非対称性の「大きさ」ではなく「構造」がDAG度を決定。</w:t>
+        <w:t xml:space="preserve">図8: (A) </w:t>
+      </w:r>
+      <w:r>
+        <w:rPr>
+          <w:rFonts w:ascii="Cambria Math" w:hAnsi="Cambria Math"/>
+          <w:sz w:val="18"/>
+        </w:rPr>
+        <w:t>r</w:t>
+      </w:r>
+      <w:r>
+        <w:rPr>
+          <w:rFonts w:ascii="Cambria Math" w:hAnsi="Cambria Math"/>
+          <w:sz w:val="18"/>
+          <w:vertAlign w:val="subscript"/>
+        </w:rPr>
+        <w:t>gradient</w:t>
+      </w:r>
+      <w:r>
+        <w:rPr>
+          <w:b w:val="0"/>
+          <w:i/>
+          <w:sz w:val="18"/>
+        </w:rPr>
+        <w:t xml:space="preserve"> は </w:t>
+      </w:r>
+      <w:r>
+        <w:rPr>
+          <w:rFonts w:ascii="Cambria Math" w:hAnsi="Cambria Math"/>
+          <w:sz w:val="18"/>
+        </w:rPr>
+        <w:t>α = 0</w:t>
+      </w:r>
+      <w:r>
+        <w:rPr>
+          <w:b w:val="0"/>
+          <w:i/>
+          <w:sz w:val="18"/>
+        </w:rPr>
+        <w:t xml:space="preserve"> で未定義、</w:t>
+      </w:r>
+      <w:r>
+        <w:rPr>
+          <w:rFonts w:ascii="Cambria Math" w:hAnsi="Cambria Math"/>
+          <w:sz w:val="18"/>
+        </w:rPr>
+        <w:t>α &gt; 0</w:t>
+      </w:r>
+      <w:r>
+        <w:rPr>
+          <w:b w:val="0"/>
+          <w:i/>
+          <w:sz w:val="18"/>
+        </w:rPr>
+        <w:t xml:space="preserve"> で即座に0.859に到達（不連続相転移）。(B) 辺数とLiNGAM一致率。(C) 非対称ノルムはαに線形比例するが、DAG度は不変。(D) 位相図：非対称性の「大きさ」ではなく「構造」がDAG度を決定。</w:t>
       </w:r>
     </w:p>
     <w:p>
@@ -4703,43 +5584,111 @@
         <w:t>核心</w:t>
       </w:r>
       <w:r>
-        <w:t>: $\alpha$ の値は実質的に無意味。$\alpha = 10^</w:t>
-      </w:r>
-      <w:r>
-        <w:rPr>
+        <w:rPr>
+          <w:b w:val="0"/>
+        </w:rPr>
+        <w:t xml:space="preserve">: </w:t>
+      </w:r>
+      <w:r>
+        <w:rPr>
+          <w:rFonts w:ascii="Cambria Math" w:hAnsi="Cambria Math"/>
+        </w:rPr>
+        <w:t>α</w:t>
+      </w:r>
+      <w:r>
+        <w:rPr>
+          <w:b w:val="0"/>
+        </w:rPr>
+        <w:t xml:space="preserve"> の値は実質的に無意味。</w:t>
+      </w:r>
+      <w:r>
+        <w:rPr>
+          <w:rFonts w:ascii="Cambria Math" w:hAnsi="Cambria Math"/>
+        </w:rPr>
+        <w:t>α = 10</w:t>
+      </w:r>
+      <w:r>
+        <w:rPr>
+          <w:rFonts w:ascii="Cambria Math" w:hAnsi="Cambria Math"/>
           <w:vertAlign w:val="superscript"/>
         </w:rPr>
         <w:t>-6</w:t>
       </w:r>
       <w:r>
-        <w:t>$ でも $\alpha = 1$ でも同じDAG構造。これは以下の数学的理由による：</w:t>
+        <w:rPr>
+          <w:b w:val="0"/>
+        </w:rPr>
+        <w:t xml:space="preserve"> でも </w:t>
+      </w:r>
+      <w:r>
+        <w:rPr>
+          <w:rFonts w:ascii="Cambria Math" w:hAnsi="Cambria Math"/>
+        </w:rPr>
+        <w:t>α = 1</w:t>
+      </w:r>
+      <w:r>
+        <w:rPr>
+          <w:b w:val="0"/>
+        </w:rPr>
+        <w:t xml:space="preserve"> でも同じDAG構造。これは以下の数学的理由による：</w:t>
       </w:r>
     </w:p>
     <w:p>
-      <w:r>
-        <w:t>$$A(\alpha) = \alpha \cdot (C - C^T) + (1-\alpha) \cdot \underbrace</w:t>
-      </w:r>
-      <w:r>
-        <w:rPr>
+      <w:pPr>
+        <w:spacing w:before="120" w:after="120"/>
+        <w:jc w:val="center"/>
+      </w:pPr>
+      <w:r>
+        <w:rPr>
+          <w:rFonts w:ascii="Cambria Math" w:hAnsi="Cambria Math"/>
+        </w:rPr>
+        <w:t>A(α) = α · (C - C</w:t>
+      </w:r>
+      <w:r>
+        <w:rPr>
+          <w:rFonts w:ascii="Cambria Math" w:hAnsi="Cambria Math"/>
           <w:vertAlign w:val="superscript"/>
         </w:rPr>
-        <w:t>(|\rho| - |\rho|^T)</w:t>
-      </w:r>
-      <w:r>
-        <w:t>_</w:t>
-      </w:r>
-      <w:r>
-        <w:rPr>
+        <w:t>T</w:t>
+      </w:r>
+      <w:r>
+        <w:rPr>
+          <w:rFonts w:ascii="Cambria Math" w:hAnsi="Cambria Math"/>
+        </w:rPr>
+        <w:t>) + (1-α) · (|ρ| - |ρ|</w:t>
+      </w:r>
+      <w:r>
+        <w:rPr>
+          <w:rFonts w:ascii="Cambria Math" w:hAnsi="Cambria Math"/>
           <w:vertAlign w:val="superscript"/>
         </w:rPr>
-        <w:t>= 0</w:t>
-      </w:r>
-      <w:r>
-        <w:t xml:space="preserve"> = \alpha \cdot (C - C^T)$$</w:t>
+        <w:t>T</w:t>
+      </w:r>
+      <w:r>
+        <w:rPr>
+          <w:rFonts w:ascii="Cambria Math" w:hAnsi="Cambria Math"/>
+        </w:rPr>
+        <w:t>) = α · (C - C</w:t>
+      </w:r>
+      <w:r>
+        <w:rPr>
+          <w:rFonts w:ascii="Cambria Math" w:hAnsi="Cambria Math"/>
+          <w:vertAlign w:val="superscript"/>
+        </w:rPr>
+        <w:t>T</w:t>
+      </w:r>
+      <w:r>
+        <w:rPr>
+          <w:rFonts w:ascii="Cambria Math" w:hAnsi="Cambria Math"/>
+        </w:rPr>
+        <w:t>)</w:t>
       </w:r>
     </w:p>
     <w:p>
       <w:r>
+        <w:rPr>
+          <w:b w:val="0"/>
+        </w:rPr>
         <w:t>Hodge分解の勾配比率はフローの</w:t>
       </w:r>
       <w:r>
@@ -4749,6 +5698,9 @@
         <w:t>構造</w:t>
       </w:r>
       <w:r>
+        <w:rPr>
+          <w:b w:val="0"/>
+        </w:rPr>
         <w:t>（どの変数が上流か）のみに依存し、</w:t>
       </w:r>
       <w:r>
@@ -4758,7 +5710,22 @@
         <w:t>大きさ</w:t>
       </w:r>
       <w:r>
-        <w:t>（スカラー倍 $\alpha$）には依存しない。</w:t>
+        <w:rPr>
+          <w:b w:val="0"/>
+        </w:rPr>
+        <w:t xml:space="preserve">（スカラー倍 </w:t>
+      </w:r>
+      <w:r>
+        <w:rPr>
+          <w:rFonts w:ascii="Cambria Math" w:hAnsi="Cambria Math"/>
+        </w:rPr>
+        <w:t>α</w:t>
+      </w:r>
+      <w:r>
+        <w:rPr>
+          <w:b w:val="0"/>
+        </w:rPr>
+        <w:t>）には依存しない。</w:t>
       </w:r>
     </w:p>
     <w:p>
@@ -4766,21 +5733,37 @@
         <w:pStyle w:val="Heading2"/>
       </w:pPr>
       <w:r>
+        <w:rPr>
+          <w:b w:val="0"/>
+        </w:rPr>
         <w:t>5.2 真の閾値は「知識の品質」にある</w:t>
       </w:r>
     </w:p>
     <w:p>
       <w:r>
-        <w:t>正しいドメイン知識の辺方向を $p_</w:t>
-      </w:r>
-      <w:r>
-        <w:rPr>
-          <w:vertAlign w:val="superscript"/>
-        </w:rPr>
-        <w:t>\text{flip</w:t>
-      </w:r>
-      <w:r>
-        <w:t>}$ の割合でランダムに反転させた実験（200試行, α=0.6）：</w:t>
+        <w:rPr>
+          <w:b w:val="0"/>
+        </w:rPr>
+        <w:t xml:space="preserve">正しいドメイン知識の辺方向を </w:t>
+      </w:r>
+      <w:r>
+        <w:rPr>
+          <w:rFonts w:ascii="Cambria Math" w:hAnsi="Cambria Math"/>
+        </w:rPr>
+        <w:t>p</w:t>
+      </w:r>
+      <w:r>
+        <w:rPr>
+          <w:rFonts w:ascii="Cambria Math" w:hAnsi="Cambria Math"/>
+          <w:vertAlign w:val="subscript"/>
+        </w:rPr>
+        <w:t>flip</w:t>
+      </w:r>
+      <w:r>
+        <w:rPr>
+          <w:b w:val="0"/>
+        </w:rPr>
+        <w:t xml:space="preserve"> の割合でランダムに反転させた実験（200試行, α=0.6）：</w:t>
       </w:r>
     </w:p>
     <w:tbl>
@@ -4804,13 +5787,27 @@
             <w:pPr>
               <w:jc w:val="left"/>
             </w:pPr>
-            <w:r/>
             <w:r>
               <w:rPr>
                 <w:b/>
-                <w:sz w:val="18"/>
-              </w:rPr>
-              <w:t>$p_{\text{flip}}$</w:t>
+              </w:rPr>
+            </w:r>
+            <w:r>
+              <w:rPr>
+                <w:rFonts w:ascii="Cambria Math" w:hAnsi="Cambria Math"/>
+                <w:b/>
+                <w:sz w:val="18"/>
+              </w:rPr>
+              <w:t>p</w:t>
+            </w:r>
+            <w:r>
+              <w:rPr>
+                <w:rFonts w:ascii="Cambria Math" w:hAnsi="Cambria Math"/>
+                <w:b/>
+                <w:sz w:val="18"/>
+                <w:vertAlign w:val="subscript"/>
+              </w:rPr>
+              <w:t>flip</w:t>
             </w:r>
           </w:p>
         </w:tc>
@@ -4822,13 +5819,34 @@
             <w:pPr>
               <w:jc w:val="left"/>
             </w:pPr>
-            <w:r/>
             <w:r>
               <w:rPr>
                 <w:b/>
-                <w:sz w:val="18"/>
-              </w:rPr>
-              <w:t>$r_{\text{gradient}}$（平均 ± SD）</w:t>
+              </w:rPr>
+            </w:r>
+            <w:r>
+              <w:rPr>
+                <w:rFonts w:ascii="Cambria Math" w:hAnsi="Cambria Math"/>
+                <w:b/>
+                <w:sz w:val="18"/>
+              </w:rPr>
+              <w:t>r</w:t>
+            </w:r>
+            <w:r>
+              <w:rPr>
+                <w:rFonts w:ascii="Cambria Math" w:hAnsi="Cambria Math"/>
+                <w:b/>
+                <w:sz w:val="18"/>
+                <w:vertAlign w:val="subscript"/>
+              </w:rPr>
+              <w:t>gradient</w:t>
+            </w:r>
+            <w:r>
+              <w:rPr>
+                <w:b/>
+                <w:sz w:val="18"/>
+              </w:rPr>
+              <w:t>（平均 ± SD）</w:t>
             </w:r>
           </w:p>
         </w:tc>
@@ -4881,10 +5899,17 @@
             <w:r/>
             <w:r>
               <w:rPr>
+                <w:b/>
+                <w:sz w:val="18"/>
+              </w:rPr>
+              <w:t>0.859</w:t>
+            </w:r>
+            <w:r>
+              <w:rPr>
                 <w:b w:val="0"/>
                 <w:sz w:val="18"/>
               </w:rPr>
-              <w:t>**0.859** ± 0.000</w:t>
+              <w:t xml:space="preserve"> ± 0.000</w:t>
             </w:r>
           </w:p>
         </w:tc>
@@ -5031,10 +6056,35 @@
             <w:r/>
             <w:r>
               <w:rPr>
+                <w:b/>
+                <w:sz w:val="18"/>
+              </w:rPr>
+              <w:t>0.3</w:t>
+            </w:r>
+          </w:p>
+        </w:tc>
+        <w:tc>
+          <w:tcPr>
+            <w:tcW w:type="dxa" w:w="2880"/>
+          </w:tcPr>
+          <w:p>
+            <w:pPr>
+              <w:jc w:val="left"/>
+            </w:pPr>
+            <w:r/>
+            <w:r>
+              <w:rPr>
+                <w:b/>
+                <w:sz w:val="18"/>
+              </w:rPr>
+              <w:t>0.371</w:t>
+            </w:r>
+            <w:r>
+              <w:rPr>
                 <w:b w:val="0"/>
                 <w:sz w:val="18"/>
               </w:rPr>
-              <w:t>**0.3**</w:t>
+              <w:t xml:space="preserve"> ± 0.214</w:t>
             </w:r>
           </w:p>
         </w:tc>
@@ -5049,28 +6099,10 @@
             <w:r/>
             <w:r>
               <w:rPr>
-                <w:b w:val="0"/>
-                <w:sz w:val="18"/>
-              </w:rPr>
-              <w:t>**0.371** ± 0.214</w:t>
-            </w:r>
-          </w:p>
-        </w:tc>
-        <w:tc>
-          <w:tcPr>
-            <w:tcW w:type="dxa" w:w="2880"/>
-          </w:tcPr>
-          <w:p>
-            <w:pPr>
-              <w:jc w:val="left"/>
-            </w:pPr>
-            <w:r/>
-            <w:r>
-              <w:rPr>
-                <w:b w:val="0"/>
-                <w:sz w:val="18"/>
-              </w:rPr>
-              <w:t>**最低点（最大循環）**</w:t>
+                <w:b/>
+                <w:sz w:val="18"/>
+              </w:rPr>
+              <w:t>最低点（最大循環）</w:t>
             </w:r>
           </w:p>
         </w:tc>
@@ -5161,10 +6193,17 @@
             <w:r/>
             <w:r>
               <w:rPr>
+                <w:b/>
+                <w:sz w:val="18"/>
+              </w:rPr>
+              <w:t>0.859</w:t>
+            </w:r>
+            <w:r>
+              <w:rPr>
                 <w:b w:val="0"/>
                 <w:sz w:val="18"/>
               </w:rPr>
-              <w:t>**0.859** ± 0.000</w:t>
+              <w:t xml:space="preserve"> ± 0.000</w:t>
             </w:r>
           </w:p>
         </w:tc>
@@ -5197,34 +6236,85 @@
         <w:t>U字型カーブ</w:t>
       </w:r>
       <w:r>
-        <w:t>（図9D）：$p_</w:t>
-      </w:r>
-      <w:r>
-        <w:rPr>
-          <w:vertAlign w:val="superscript"/>
-        </w:rPr>
-        <w:t>\text{flip</w:t>
-      </w:r>
-      <w:r>
-        <w:t>} = 0$ と $p_</w:t>
-      </w:r>
-      <w:r>
-        <w:rPr>
-          <w:vertAlign w:val="superscript"/>
-        </w:rPr>
-        <w:t>\text{flip</w:t>
-      </w:r>
-      <w:r>
-        <w:t>} = 1$ で同じDAG度。最低点は $p_</w:t>
-      </w:r>
-      <w:r>
-        <w:rPr>
-          <w:vertAlign w:val="superscript"/>
-        </w:rPr>
-        <w:t>\text{flip</w:t>
-      </w:r>
-      <w:r>
-        <w:t>} \approx 0.3$。これは「</w:t>
+        <w:rPr>
+          <w:b w:val="0"/>
+        </w:rPr>
+        <w:t>（図9D）：</w:t>
+      </w:r>
+      <w:r>
+        <w:rPr>
+          <w:rFonts w:ascii="Cambria Math" w:hAnsi="Cambria Math"/>
+        </w:rPr>
+        <w:t>p</w:t>
+      </w:r>
+      <w:r>
+        <w:rPr>
+          <w:rFonts w:ascii="Cambria Math" w:hAnsi="Cambria Math"/>
+          <w:vertAlign w:val="subscript"/>
+        </w:rPr>
+        <w:t>flip</w:t>
+      </w:r>
+      <w:r>
+        <w:rPr>
+          <w:rFonts w:ascii="Cambria Math" w:hAnsi="Cambria Math"/>
+        </w:rPr>
+        <w:t xml:space="preserve"> = 0</w:t>
+      </w:r>
+      <w:r>
+        <w:rPr>
+          <w:b w:val="0"/>
+        </w:rPr>
+        <w:t xml:space="preserve"> と </w:t>
+      </w:r>
+      <w:r>
+        <w:rPr>
+          <w:rFonts w:ascii="Cambria Math" w:hAnsi="Cambria Math"/>
+        </w:rPr>
+        <w:t>p</w:t>
+      </w:r>
+      <w:r>
+        <w:rPr>
+          <w:rFonts w:ascii="Cambria Math" w:hAnsi="Cambria Math"/>
+          <w:vertAlign w:val="subscript"/>
+        </w:rPr>
+        <w:t>flip</w:t>
+      </w:r>
+      <w:r>
+        <w:rPr>
+          <w:rFonts w:ascii="Cambria Math" w:hAnsi="Cambria Math"/>
+        </w:rPr>
+        <w:t xml:space="preserve"> = 1</w:t>
+      </w:r>
+      <w:r>
+        <w:rPr>
+          <w:b w:val="0"/>
+        </w:rPr>
+        <w:t xml:space="preserve"> で同じDAG度。最低点は </w:t>
+      </w:r>
+      <w:r>
+        <w:rPr>
+          <w:rFonts w:ascii="Cambria Math" w:hAnsi="Cambria Math"/>
+        </w:rPr>
+        <w:t>p</w:t>
+      </w:r>
+      <w:r>
+        <w:rPr>
+          <w:rFonts w:ascii="Cambria Math" w:hAnsi="Cambria Math"/>
+          <w:vertAlign w:val="subscript"/>
+        </w:rPr>
+        <w:t>flip</w:t>
+      </w:r>
+      <w:r>
+        <w:rPr>
+          <w:rFonts w:ascii="Cambria Math" w:hAnsi="Cambria Math"/>
+        </w:rPr>
+        <w:t xml:space="preserve"> ≈ 0.3</w:t>
+      </w:r>
+      <w:r>
+        <w:rPr>
+          <w:b w:val="0"/>
+        </w:rPr>
+        <w:t>。これは「</w:t>
       </w:r>
       <w:r>
         <w:rPr>
@@ -5233,36 +6323,62 @@
         <w:t>部分的な誤情報は完全な無知より悪い</w:t>
       </w:r>
       <w:r>
+        <w:rPr>
+          <w:b w:val="0"/>
+        </w:rPr>
         <w:t>」ことの定量的証拠。</w:t>
       </w:r>
     </w:p>
     <w:p>
       <w:r>
-        <w:t>DAG度が50%を超える閾値：$p_</w:t>
-      </w:r>
-      <w:r>
-        <w:rPr>
+        <w:rPr>
+          <w:b w:val="0"/>
+        </w:rPr>
+        <w:t>DAG度が50%を超える閾値：</w:t>
+      </w:r>
+      <w:r>
+        <w:rPr>
+          <w:rFonts w:ascii="Cambria Math" w:hAnsi="Cambria Math"/>
+        </w:rPr>
+        <w:t>p</w:t>
+      </w:r>
+      <w:r>
+        <w:rPr>
+          <w:rFonts w:ascii="Cambria Math" w:hAnsi="Cambria Math"/>
+          <w:vertAlign w:val="subscript"/>
+        </w:rPr>
+        <w:t>flip</w:t>
+      </w:r>
+      <w:r>
+        <w:rPr>
+          <w:rFonts w:ascii="Cambria Math" w:hAnsi="Cambria Math"/>
           <w:vertAlign w:val="superscript"/>
         </w:rPr>
-        <w:t>\text{flip</w:t>
-      </w:r>
-      <w:r>
-        <w:t>}^</w:t>
-      </w:r>
-      <w:r>
-        <w:rPr>
-          <w:i/>
-        </w:rPr>
-        <w:t xml:space="preserve"> \approx 0.15$（</w:t>
-      </w:r>
-      <w:r>
-        <w:rPr>
-          <w:i/>
+        <w:t>*</w:t>
+      </w:r>
+      <w:r>
+        <w:rPr>
+          <w:rFonts w:ascii="Cambria Math" w:hAnsi="Cambria Math"/>
+        </w:rPr>
+        <w:t xml:space="preserve"> ≈ 0.15</w:t>
+      </w:r>
+      <w:r>
+        <w:rPr>
+          <w:b w:val="0"/>
+        </w:rPr>
+        <w:t>（</w:t>
+      </w:r>
+      <w:r>
+        <w:rPr>
+          <w:b/>
         </w:rPr>
         <w:t>ドメイン知識の85%以上が正しければDAG構造が維持される</w:t>
       </w:r>
       <w:r>
-        <w:t>*）。</w:t>
+        <w:rPr>
+          <w:b w:val="0"/>
+        </w:rPr>
+        <w:t>）。</w:t>
       </w:r>
     </w:p>
     <w:p>
@@ -5270,11 +6386,17 @@
         <w:pStyle w:val="Heading2"/>
       </w:pPr>
       <w:r>
+        <w:rPr>
+          <w:b w:val="0"/>
+        </w:rPr>
         <w:t>5.3 Leave-One-Edge-Out：根ノードの方向性が骨格</w:t>
       </w:r>
     </w:p>
     <w:p>
       <w:r>
+        <w:rPr>
+          <w:b w:val="0"/>
+        </w:rPr>
         <w:t>各変数ペアの方向性ドメイン知識を除去した影響：</w:t>
       </w:r>
     </w:p>
@@ -5317,13 +6439,27 @@
             <w:pPr>
               <w:jc w:val="left"/>
             </w:pPr>
-            <w:r/>
             <w:r>
               <w:rPr>
                 <w:b/>
-                <w:sz w:val="18"/>
-              </w:rPr>
-              <w:t>$\Delta r_{\text{gradient}}$</w:t>
+              </w:rPr>
+            </w:r>
+            <w:r>
+              <w:rPr>
+                <w:rFonts w:ascii="Cambria Math" w:hAnsi="Cambria Math"/>
+                <w:b/>
+                <w:sz w:val="18"/>
+              </w:rPr>
+              <w:t>Δ r</w:t>
+            </w:r>
+            <w:r>
+              <w:rPr>
+                <w:rFonts w:ascii="Cambria Math" w:hAnsi="Cambria Math"/>
+                <w:b/>
+                <w:sz w:val="18"/>
+                <w:vertAlign w:val="subscript"/>
+              </w:rPr>
+              <w:t>gradient</w:t>
             </w:r>
           </w:p>
         </w:tc>
@@ -5358,10 +6494,10 @@
             <w:r/>
             <w:r>
               <w:rPr>
-                <w:b w:val="0"/>
-                <w:sz w:val="18"/>
-              </w:rPr>
-              <w:t>**Age ↔ STDep**</w:t>
+                <w:b/>
+                <w:sz w:val="18"/>
+              </w:rPr>
+              <w:t>Age ↔ STDep</w:t>
             </w:r>
           </w:p>
         </w:tc>
@@ -5376,10 +6512,10 @@
             <w:r/>
             <w:r>
               <w:rPr>
-                <w:b w:val="0"/>
-                <w:sz w:val="18"/>
-              </w:rPr>
-              <w:t>**−0.267**</w:t>
+                <w:b/>
+                <w:sz w:val="18"/>
+              </w:rPr>
+              <w:t>−0.267</w:t>
             </w:r>
           </w:p>
         </w:tc>
@@ -5692,6 +6828,9 @@
         <w:t>Age（根ノード）関連の辺がDAG構造の骨格</w:t>
       </w:r>
       <w:r>
+        <w:rPr>
+          <w:b w:val="0"/>
+        </w:rPr>
         <w:t>。「この変数は外生的だ（他の変数に影響されない）」という最小限の知識が、DAG構造維持に最大のレバレッジを持つ。</w:t>
       </w:r>
     </w:p>
@@ -5700,21 +6839,31 @@
         <w:pStyle w:val="Heading2"/>
       </w:pPr>
       <w:r>
+        <w:rPr>
+          <w:b w:val="0"/>
+        </w:rPr>
         <w:t>5.4 ランダムなドメイン知識（方向がデタラメ）との比較</w:t>
       </w:r>
     </w:p>
     <w:p>
       <w:r>
-        <w:t>$C_</w:t>
-      </w:r>
-      <w:r>
-        <w:rPr>
-          <w:vertAlign w:val="superscript"/>
-        </w:rPr>
-        <w:t>\text{clinical</w:t>
-      </w:r>
-      <w:r>
-        <w:t>}$ をランダム行列に置換した場合（50試行平均）：</w:t>
+        <w:rPr>
+          <w:rFonts w:ascii="Cambria Math" w:hAnsi="Cambria Math"/>
+        </w:rPr>
+        <w:t>C</w:t>
+      </w:r>
+      <w:r>
+        <w:rPr>
+          <w:rFonts w:ascii="Cambria Math" w:hAnsi="Cambria Math"/>
+          <w:vertAlign w:val="subscript"/>
+        </w:rPr>
+        <w:t>clinical</w:t>
+      </w:r>
+      <w:r>
+        <w:rPr>
+          <w:b w:val="0"/>
+        </w:rPr>
+        <w:t xml:space="preserve"> をランダム行列に置換した場合（50試行平均）：</w:t>
       </w:r>
     </w:p>
     <w:tbl>
@@ -5756,13 +6905,34 @@
             <w:pPr>
               <w:jc w:val="left"/>
             </w:pPr>
-            <w:r/>
             <w:r>
               <w:rPr>
                 <w:b/>
-                <w:sz w:val="18"/>
-              </w:rPr>
-              <w:t>$r_{\text{gradient}}$（平均 ± SD）</w:t>
+              </w:rPr>
+            </w:r>
+            <w:r>
+              <w:rPr>
+                <w:rFonts w:ascii="Cambria Math" w:hAnsi="Cambria Math"/>
+                <w:b/>
+                <w:sz w:val="18"/>
+              </w:rPr>
+              <w:t>r</w:t>
+            </w:r>
+            <w:r>
+              <w:rPr>
+                <w:rFonts w:ascii="Cambria Math" w:hAnsi="Cambria Math"/>
+                <w:b/>
+                <w:sz w:val="18"/>
+                <w:vertAlign w:val="subscript"/>
+              </w:rPr>
+              <w:t>gradient</w:t>
+            </w:r>
+            <w:r>
+              <w:rPr>
+                <w:b/>
+                <w:sz w:val="18"/>
+              </w:rPr>
+              <w:t>（平均 ± SD）</w:t>
             </w:r>
           </w:p>
         </w:tc>
@@ -6013,16 +7183,47 @@
     <w:p/>
     <w:p>
       <w:r>
-        <w:t>ランダムな知識では $r_</w:t>
-      </w:r>
-      <w:r>
-        <w:rPr>
-          <w:vertAlign w:val="superscript"/>
-        </w:rPr>
-        <w:t>\text{gradient</w:t>
-      </w:r>
-      <w:r>
-        <w:t>} \approx 0.4$（ほぼ半々＝構造なし）。正しい臨床知識の0.859と大きく異なる。DAG度は $\alpha$ の大きさではなく、</w:t>
+        <w:rPr>
+          <w:b w:val="0"/>
+        </w:rPr>
+        <w:t xml:space="preserve">ランダムな知識では </w:t>
+      </w:r>
+      <w:r>
+        <w:rPr>
+          <w:rFonts w:ascii="Cambria Math" w:hAnsi="Cambria Math"/>
+        </w:rPr>
+        <w:t>r</w:t>
+      </w:r>
+      <w:r>
+        <w:rPr>
+          <w:rFonts w:ascii="Cambria Math" w:hAnsi="Cambria Math"/>
+          <w:vertAlign w:val="subscript"/>
+        </w:rPr>
+        <w:t>gradient</w:t>
+      </w:r>
+      <w:r>
+        <w:rPr>
+          <w:rFonts w:ascii="Cambria Math" w:hAnsi="Cambria Math"/>
+        </w:rPr>
+        <w:t xml:space="preserve"> ≈ 0.4</w:t>
+      </w:r>
+      <w:r>
+        <w:rPr>
+          <w:b w:val="0"/>
+        </w:rPr>
+        <w:t xml:space="preserve">（ほぼ半々＝構造なし）。正しい臨床知識の0.859と大きく異なる。DAG度は </w:t>
+      </w:r>
+      <w:r>
+        <w:rPr>
+          <w:rFonts w:ascii="Cambria Math" w:hAnsi="Cambria Math"/>
+        </w:rPr>
+        <w:t>α</w:t>
+      </w:r>
+      <w:r>
+        <w:rPr>
+          <w:b w:val="0"/>
+        </w:rPr>
+        <w:t xml:space="preserve"> の大きさではなく、</w:t>
       </w:r>
       <w:r>
         <w:rPr>
@@ -6031,6 +7232,9 @@
         <w:t>ドメイン知識の内部整合性</w:t>
       </w:r>
       <w:r>
+        <w:rPr>
+          <w:b w:val="0"/>
+        </w:rPr>
         <w:t>（方向の一貫性）に依存する。</w:t>
       </w:r>
     </w:p>
@@ -6039,30 +7243,62 @@
         <w:pStyle w:val="Heading2"/>
       </w:pPr>
       <w:r>
+        <w:rPr>
+          <w:b w:val="0"/>
+        </w:rPr>
         <w:t>5.5 U字型カーブの説明</w:t>
       </w:r>
     </w:p>
     <w:p>
       <w:r>
-        <w:t>$p_</w:t>
-      </w:r>
-      <w:r>
-        <w:rPr>
-          <w:vertAlign w:val="superscript"/>
-        </w:rPr>
-        <w:t>\text{flip</w:t>
-      </w:r>
-      <w:r>
-        <w:t>} = 0$（全辺正しい）と $p_</w:t>
-      </w:r>
-      <w:r>
-        <w:rPr>
-          <w:vertAlign w:val="superscript"/>
-        </w:rPr>
-        <w:t>\text{flip</w:t>
-      </w:r>
-      <w:r>
-        <w:t>} = 1$（全辺反転）で同じDAG度になるのは直感に反するが、理由は明確：</w:t>
+        <w:rPr>
+          <w:rFonts w:ascii="Cambria Math" w:hAnsi="Cambria Math"/>
+        </w:rPr>
+        <w:t>p</w:t>
+      </w:r>
+      <w:r>
+        <w:rPr>
+          <w:rFonts w:ascii="Cambria Math" w:hAnsi="Cambria Math"/>
+          <w:vertAlign w:val="subscript"/>
+        </w:rPr>
+        <w:t>flip</w:t>
+      </w:r>
+      <w:r>
+        <w:rPr>
+          <w:rFonts w:ascii="Cambria Math" w:hAnsi="Cambria Math"/>
+        </w:rPr>
+        <w:t xml:space="preserve"> = 0</w:t>
+      </w:r>
+      <w:r>
+        <w:rPr>
+          <w:b w:val="0"/>
+        </w:rPr>
+        <w:t xml:space="preserve">（全辺正しい）と </w:t>
+      </w:r>
+      <w:r>
+        <w:rPr>
+          <w:rFonts w:ascii="Cambria Math" w:hAnsi="Cambria Math"/>
+        </w:rPr>
+        <w:t>p</w:t>
+      </w:r>
+      <w:r>
+        <w:rPr>
+          <w:rFonts w:ascii="Cambria Math" w:hAnsi="Cambria Math"/>
+          <w:vertAlign w:val="subscript"/>
+        </w:rPr>
+        <w:t>flip</w:t>
+      </w:r>
+      <w:r>
+        <w:rPr>
+          <w:rFonts w:ascii="Cambria Math" w:hAnsi="Cambria Math"/>
+        </w:rPr>
+        <w:t xml:space="preserve"> = 1</w:t>
+      </w:r>
+      <w:r>
+        <w:rPr>
+          <w:b w:val="0"/>
+        </w:rPr>
+        <w:t>（全辺反転）で同じDAG度になるのは直感に反するが、理由は明確：</w:t>
       </w:r>
     </w:p>
     <w:p>
@@ -6070,7 +7306,16 @@
         <w:pStyle w:val="ListBullet"/>
       </w:pPr>
       <w:r>
-        <w:t>$p = 0$: 全辺が整合的 → 強いDAG</w:t>
+        <w:rPr>
+          <w:rFonts w:ascii="Cambria Math" w:hAnsi="Cambria Math"/>
+        </w:rPr>
+        <w:t>p = 0</w:t>
+      </w:r>
+      <w:r>
+        <w:rPr>
+          <w:b w:val="0"/>
+        </w:rPr>
+        <w:t>: 全辺が整合的 → 強いDAG</w:t>
       </w:r>
     </w:p>
     <w:p>
@@ -6078,7 +7323,16 @@
         <w:pStyle w:val="ListBullet"/>
       </w:pPr>
       <w:r>
-        <w:t>$p = 1$: 全辺が逆転しているが、</w:t>
+        <w:rPr>
+          <w:rFonts w:ascii="Cambria Math" w:hAnsi="Cambria Math"/>
+        </w:rPr>
+        <w:t>p = 1</w:t>
+      </w:r>
+      <w:r>
+        <w:rPr>
+          <w:b w:val="0"/>
+        </w:rPr>
+        <w:t>: 全辺が逆転しているが、</w:t>
       </w:r>
       <w:r>
         <w:rPr>
@@ -6087,6 +7341,9 @@
         <w:t>互いに整合的</w:t>
       </w:r>
       <w:r>
+        <w:rPr>
+          <w:b w:val="0"/>
+        </w:rPr>
         <w:t xml:space="preserve"> → 逆方向の強いDAG</w:t>
       </w:r>
     </w:p>
@@ -6095,7 +7352,16 @@
         <w:pStyle w:val="ListBullet"/>
       </w:pPr>
       <w:r>
-        <w:t xml:space="preserve">$p \approx 0.3$: 一部が正、一部が逆 → </w:t>
+        <w:rPr>
+          <w:rFonts w:ascii="Cambria Math" w:hAnsi="Cambria Math"/>
+        </w:rPr>
+        <w:t>p ≈ 0.3</w:t>
+      </w:r>
+      <w:r>
+        <w:rPr>
+          <w:b w:val="0"/>
+        </w:rPr>
+        <w:t xml:space="preserve">: 一部が正、一部が逆 → </w:t>
       </w:r>
       <w:r>
         <w:rPr>
@@ -6104,6 +7370,9 @@
         <w:t>矛盾する方向指示</w:t>
       </w:r>
       <w:r>
+        <w:rPr>
+          <w:b w:val="0"/>
+        </w:rPr>
         <w:t xml:space="preserve"> → カール（循環）が最大化</w:t>
       </w:r>
     </w:p>
@@ -6111,7 +7380,6 @@
       <w:pPr>
         <w:ind w:left="850"/>
       </w:pPr>
-      <w:r/>
       <w:r>
         <w:rPr>
           <w:b/>
@@ -6119,6 +7387,9 @@
         <w:t>「部分的な誤情報は完全な無知より悪い」</w:t>
       </w:r>
       <w:r>
+        <w:rPr>
+          <w:b w:val="0"/>
+        </w:rPr>
         <w:t xml:space="preserve"> — これはドメイン知識の注入における根本的な注意点である。</w:t>
       </w:r>
     </w:p>
@@ -6127,6 +7398,9 @@
         <w:pStyle w:val="Heading2"/>
       </w:pPr>
       <w:r>
+        <w:rPr>
+          <w:b w:val="0"/>
+        </w:rPr>
         <w:t>5.6 相転移の物理学的類推</w:t>
       </w:r>
     </w:p>
@@ -6194,7 +7468,14 @@
                 <w:b w:val="0"/>
                 <w:sz w:val="18"/>
               </w:rPr>
-              <w:t>温度 $T$</w:t>
+              <w:t xml:space="preserve">温度 </w:t>
+            </w:r>
+            <w:r>
+              <w:rPr>
+                <w:rFonts w:ascii="Cambria Math" w:hAnsi="Cambria Math"/>
+                <w:sz w:val="18"/>
+              </w:rPr>
+              <w:t>T</w:t>
             </w:r>
           </w:p>
         </w:tc>
@@ -6212,7 +7493,22 @@
                 <w:b w:val="0"/>
                 <w:sz w:val="18"/>
               </w:rPr>
-              <w:t>知識品質 $1 - p_{\text{flip}}$</w:t>
+              <w:t xml:space="preserve">知識品質 </w:t>
+            </w:r>
+            <w:r>
+              <w:rPr>
+                <w:rFonts w:ascii="Cambria Math" w:hAnsi="Cambria Math"/>
+                <w:sz w:val="18"/>
+              </w:rPr>
+              <w:t>1 - p</w:t>
+            </w:r>
+            <w:r>
+              <w:rPr>
+                <w:rFonts w:ascii="Cambria Math" w:hAnsi="Cambria Math"/>
+                <w:sz w:val="18"/>
+                <w:vertAlign w:val="subscript"/>
+              </w:rPr>
+              <w:t>flip</w:t>
             </w:r>
           </w:p>
         </w:tc>
@@ -6247,10 +7543,25 @@
             <w:r/>
             <w:r>
               <w:rPr>
+                <w:rFonts w:ascii="Cambria Math" w:hAnsi="Cambria Math"/>
+                <w:sz w:val="18"/>
+              </w:rPr>
+              <w:t>r</w:t>
+            </w:r>
+            <w:r>
+              <w:rPr>
+                <w:rFonts w:ascii="Cambria Math" w:hAnsi="Cambria Math"/>
+                <w:sz w:val="18"/>
+                <w:vertAlign w:val="subscript"/>
+              </w:rPr>
+              <w:t>gradient</w:t>
+            </w:r>
+            <w:r>
+              <w:rPr>
                 <w:b w:val="0"/>
                 <w:sz w:val="18"/>
               </w:rPr>
-              <w:t>$r_{\text{gradient}}$（DAG度）</w:t>
+              <w:t>（DAG度）</w:t>
             </w:r>
           </w:p>
         </w:tc>
@@ -6270,7 +7581,14 @@
                 <w:b w:val="0"/>
                 <w:sz w:val="18"/>
               </w:rPr>
-              <w:t>外部磁場 $h$</w:t>
+              <w:t xml:space="preserve">外部磁場 </w:t>
+            </w:r>
+            <w:r>
+              <w:rPr>
+                <w:rFonts w:ascii="Cambria Math" w:hAnsi="Cambria Math"/>
+                <w:sz w:val="18"/>
+              </w:rPr>
+              <w:t>h</w:t>
             </w:r>
           </w:p>
         </w:tc>
@@ -6288,7 +7606,14 @@
                 <w:b w:val="0"/>
                 <w:sz w:val="18"/>
               </w:rPr>
-              <w:t>知識量 $\alpha$</w:t>
+              <w:t xml:space="preserve">知識量 </w:t>
+            </w:r>
+            <w:r>
+              <w:rPr>
+                <w:rFonts w:ascii="Cambria Math" w:hAnsi="Cambria Math"/>
+                <w:sz w:val="18"/>
+              </w:rPr>
+              <w:t>α</w:t>
             </w:r>
           </w:p>
         </w:tc>
@@ -6308,7 +7633,22 @@
                 <w:b w:val="0"/>
                 <w:sz w:val="18"/>
               </w:rPr>
-              <w:t>相転移温度 $T_c$</w:t>
+              <w:t xml:space="preserve">相転移温度 </w:t>
+            </w:r>
+            <w:r>
+              <w:rPr>
+                <w:rFonts w:ascii="Cambria Math" w:hAnsi="Cambria Math"/>
+                <w:sz w:val="18"/>
+              </w:rPr>
+              <w:t>T</w:t>
+            </w:r>
+            <w:r>
+              <w:rPr>
+                <w:rFonts w:ascii="Cambria Math" w:hAnsi="Cambria Math"/>
+                <w:sz w:val="18"/>
+                <w:vertAlign w:val="subscript"/>
+              </w:rPr>
+              <w:t>c</w:t>
             </w:r>
           </w:p>
         </w:tc>
@@ -6323,10 +7663,33 @@
             <w:r/>
             <w:r>
               <w:rPr>
-                <w:b w:val="0"/>
-                <w:sz w:val="18"/>
-              </w:rPr>
-              <w:t>$p_{\text{flip}}^* \approx 0.15$</w:t>
+                <w:rFonts w:ascii="Cambria Math" w:hAnsi="Cambria Math"/>
+                <w:sz w:val="18"/>
+              </w:rPr>
+              <w:t>p</w:t>
+            </w:r>
+            <w:r>
+              <w:rPr>
+                <w:rFonts w:ascii="Cambria Math" w:hAnsi="Cambria Math"/>
+                <w:sz w:val="18"/>
+                <w:vertAlign w:val="subscript"/>
+              </w:rPr>
+              <w:t>flip</w:t>
+            </w:r>
+            <w:r>
+              <w:rPr>
+                <w:rFonts w:ascii="Cambria Math" w:hAnsi="Cambria Math"/>
+                <w:sz w:val="18"/>
+                <w:vertAlign w:val="superscript"/>
+              </w:rPr>
+              <w:t>*</w:t>
+            </w:r>
+            <w:r>
+              <w:rPr>
+                <w:rFonts w:ascii="Cambria Math" w:hAnsi="Cambria Math"/>
+                <w:sz w:val="18"/>
+              </w:rPr>
+              <w:t xml:space="preserve"> ≈ 0.15</w:t>
             </w:r>
           </w:p>
         </w:tc>
@@ -6411,16 +7774,84 @@
     <w:p/>
     <w:p>
       <w:r>
-        <w:t>$\alpha$ は外部磁場 $h$ に相当：$h &gt; 0$ であれば無限小でも秩序化を誘起する（$\alpha = 0^+$ で即座にDAG）。しかし、温度が高すぎる（$p_</w:t>
-      </w:r>
-      <w:r>
-        <w:rPr>
+        <w:rPr>
+          <w:rFonts w:ascii="Cambria Math" w:hAnsi="Cambria Math"/>
+        </w:rPr>
+        <w:t>α</w:t>
+      </w:r>
+      <w:r>
+        <w:rPr>
+          <w:b w:val="0"/>
+        </w:rPr>
+        <w:t xml:space="preserve"> は外部磁場 </w:t>
+      </w:r>
+      <w:r>
+        <w:rPr>
+          <w:rFonts w:ascii="Cambria Math" w:hAnsi="Cambria Math"/>
+        </w:rPr>
+        <w:t>h</w:t>
+      </w:r>
+      <w:r>
+        <w:rPr>
+          <w:b w:val="0"/>
+        </w:rPr>
+        <w:t xml:space="preserve"> に相当：</w:t>
+      </w:r>
+      <w:r>
+        <w:rPr>
+          <w:rFonts w:ascii="Cambria Math" w:hAnsi="Cambria Math"/>
+        </w:rPr>
+        <w:t>h &gt; 0</w:t>
+      </w:r>
+      <w:r>
+        <w:rPr>
+          <w:b w:val="0"/>
+        </w:rPr>
+        <w:t xml:space="preserve"> であれば無限小でも秩序化を誘起する（</w:t>
+      </w:r>
+      <w:r>
+        <w:rPr>
+          <w:rFonts w:ascii="Cambria Math" w:hAnsi="Cambria Math"/>
+        </w:rPr>
+        <w:t>α = 0</w:t>
+      </w:r>
+      <w:r>
+        <w:rPr>
+          <w:rFonts w:ascii="Cambria Math" w:hAnsi="Cambria Math"/>
           <w:vertAlign w:val="superscript"/>
         </w:rPr>
-        <w:t>\text{flip</w:t>
-      </w:r>
-      <w:r>
-        <w:t>} &gt; 0.15$）と秩序は崩壊する。</w:t>
+        <w:t>+</w:t>
+      </w:r>
+      <w:r>
+        <w:rPr>
+          <w:b w:val="0"/>
+        </w:rPr>
+        <w:t xml:space="preserve"> で即座にDAG）。しかし、温度が高すぎる（</w:t>
+      </w:r>
+      <w:r>
+        <w:rPr>
+          <w:rFonts w:ascii="Cambria Math" w:hAnsi="Cambria Math"/>
+        </w:rPr>
+        <w:t>p</w:t>
+      </w:r>
+      <w:r>
+        <w:rPr>
+          <w:rFonts w:ascii="Cambria Math" w:hAnsi="Cambria Math"/>
+          <w:vertAlign w:val="subscript"/>
+        </w:rPr>
+        <w:t>flip</w:t>
+      </w:r>
+      <w:r>
+        <w:rPr>
+          <w:rFonts w:ascii="Cambria Math" w:hAnsi="Cambria Math"/>
+        </w:rPr>
+        <w:t xml:space="preserve"> &gt; 0.15</w:t>
+      </w:r>
+      <w:r>
+        <w:rPr>
+          <w:b w:val="0"/>
+        </w:rPr>
+        <w:t>）と秩序は崩壊する。</w:t>
       </w:r>
     </w:p>
     <w:p>
@@ -6428,6 +7859,9 @@
         <w:pStyle w:val="Heading2"/>
       </w:pPr>
       <w:r>
+        <w:rPr>
+          <w:b w:val="0"/>
+        </w:rPr>
         <w:t>5.7 三つの閾値のまとめ</w:t>
       </w:r>
     </w:p>
@@ -6511,10 +7945,25 @@
             <w:r/>
             <w:r>
               <w:rPr>
+                <w:rFonts w:ascii="Cambria Math" w:hAnsi="Cambria Math"/>
+                <w:sz w:val="18"/>
+              </w:rPr>
+              <w:t>α</w:t>
+            </w:r>
+            <w:r>
+              <w:rPr>
+                <w:rFonts w:ascii="Cambria Math" w:hAnsi="Cambria Math"/>
+                <w:sz w:val="18"/>
+                <w:vertAlign w:val="superscript"/>
+              </w:rPr>
+              <w:t>*</w:t>
+            </w:r>
+            <w:r>
+              <w:rPr>
                 <w:b w:val="0"/>
                 <w:sz w:val="18"/>
               </w:rPr>
-              <w:t>$\alpha^*$（知識量閾値）</w:t>
+              <w:t>（知識量閾値）</w:t>
             </w:r>
           </w:p>
         </w:tc>
@@ -6529,10 +7978,27 @@
             <w:r/>
             <w:r>
               <w:rPr>
-                <w:b w:val="0"/>
-                <w:sz w:val="18"/>
-              </w:rPr>
-              <w:t>**$0^+$（不連続）**</w:t>
+                <w:rFonts w:ascii="Cambria Math" w:hAnsi="Cambria Math"/>
+                <w:b/>
+                <w:sz w:val="18"/>
+              </w:rPr>
+              <w:t>0</w:t>
+            </w:r>
+            <w:r>
+              <w:rPr>
+                <w:rFonts w:ascii="Cambria Math" w:hAnsi="Cambria Math"/>
+                <w:b/>
+                <w:sz w:val="18"/>
+                <w:vertAlign w:val="superscript"/>
+              </w:rPr>
+              <w:t>+</w:t>
+            </w:r>
+            <w:r>
+              <w:rPr>
+                <w:b/>
+                <w:sz w:val="18"/>
+              </w:rPr>
+              <w:t>（不連続）</w:t>
             </w:r>
           </w:p>
         </w:tc>
@@ -6567,10 +8033,33 @@
             <w:r/>
             <w:r>
               <w:rPr>
+                <w:rFonts w:ascii="Cambria Math" w:hAnsi="Cambria Math"/>
+                <w:sz w:val="18"/>
+              </w:rPr>
+              <w:t>p</w:t>
+            </w:r>
+            <w:r>
+              <w:rPr>
+                <w:rFonts w:ascii="Cambria Math" w:hAnsi="Cambria Math"/>
+                <w:sz w:val="18"/>
+                <w:vertAlign w:val="subscript"/>
+              </w:rPr>
+              <w:t>flip</w:t>
+            </w:r>
+            <w:r>
+              <w:rPr>
+                <w:rFonts w:ascii="Cambria Math" w:hAnsi="Cambria Math"/>
+                <w:sz w:val="18"/>
+                <w:vertAlign w:val="superscript"/>
+              </w:rPr>
+              <w:t>*</w:t>
+            </w:r>
+            <w:r>
+              <w:rPr>
                 <w:b w:val="0"/>
                 <w:sz w:val="18"/>
               </w:rPr>
-              <w:t>$p_{\text{flip}}^*$（知識品質閾値）</w:t>
+              <w:t>（知識品質閾値）</w:t>
             </w:r>
           </w:p>
         </w:tc>
@@ -6585,10 +8074,10 @@
             <w:r/>
             <w:r>
               <w:rPr>
-                <w:b w:val="0"/>
-                <w:sz w:val="18"/>
-              </w:rPr>
-              <w:t>**≈ 0.15**</w:t>
+                <w:b/>
+                <w:sz w:val="18"/>
+              </w:rPr>
+              <w:t>≈ 0.15</w:t>
             </w:r>
           </w:p>
         </w:tc>
@@ -6623,10 +8112,25 @@
             <w:r/>
             <w:r>
               <w:rPr>
+                <w:rFonts w:ascii="Cambria Math" w:hAnsi="Cambria Math"/>
+                <w:sz w:val="18"/>
+              </w:rPr>
+              <w:t>Δ r</w:t>
+            </w:r>
+            <w:r>
+              <w:rPr>
+                <w:rFonts w:ascii="Cambria Math" w:hAnsi="Cambria Math"/>
+                <w:sz w:val="18"/>
+                <w:vertAlign w:val="superscript"/>
+              </w:rPr>
+              <w:t>*</w:t>
+            </w:r>
+            <w:r>
+              <w:rPr>
                 <w:b w:val="0"/>
                 <w:sz w:val="18"/>
               </w:rPr>
-              <w:t>$\Delta r^*$（骨格辺閾値）</w:t>
+              <w:t>（骨格辺閾値）</w:t>
             </w:r>
           </w:p>
         </w:tc>
@@ -6674,6 +8178,9 @@
         <w:pStyle w:val="Heading1"/>
       </w:pPr>
       <w:r>
+        <w:rPr>
+          <w:b w:val="0"/>
+        </w:rPr>
         <w:t>6. 循環構造のプルーニング — 臨床的に「正しい」DAG/DCGの境界</w:t>
       </w:r>
     </w:p>
@@ -6682,11 +8189,17 @@
         <w:pStyle w:val="Heading2"/>
       </w:pPr>
       <w:r>
+        <w:rPr>
+          <w:b w:val="0"/>
+        </w:rPr>
         <w:t>6.1 臨床的には循環が正しい</w:t>
       </w:r>
     </w:p>
     <w:p>
       <w:r>
+        <w:rPr>
+          <w:b w:val="0"/>
+        </w:rPr>
         <w:t>DAGは数学的に扱いやすいが、</w:t>
       </w:r>
       <w:r>
@@ -6696,6 +8209,9 @@
         <w:t>臨床的には循環モデルが正しい場合が多い</w:t>
       </w:r>
       <w:r>
+        <w:rPr>
+          <w:b w:val="0"/>
+        </w:rPr>
         <w:t>：</w:t>
       </w:r>
     </w:p>
@@ -6710,6 +8226,9 @@
         <w:t>運動耐容能 ↔ 虚血</w:t>
       </w:r>
       <w:r>
+        <w:rPr>
+          <w:b w:val="0"/>
+        </w:rPr>
         <w:t>: 低MaxHR → 運動時虚血 → STDep上昇 → 心筋酸素需要↑ → さらにMaxHR低下</w:t>
       </w:r>
     </w:p>
@@ -6724,6 +8243,9 @@
         <w:t>高血圧 ↔ 虚血</w:t>
       </w:r>
       <w:r>
+        <w:rPr>
+          <w:b w:val="0"/>
+        </w:rPr>
         <w:t>: 高RestBP → 心筋肥大 → 虚血悪化 → 交感神経活性化 → RestBP上昇</w:t>
       </w:r>
     </w:p>
@@ -6738,11 +8260,17 @@
         <w:t>加齢 ↔ 体力低下</w:t>
       </w:r>
       <w:r>
+        <w:rPr>
+          <w:b w:val="0"/>
+        </w:rPr>
         <w:t>: Ageは不可逆だが、MaxHRの低下が「生物学的加齢」を加速する面もある</w:t>
       </w:r>
     </w:p>
     <w:p>
       <w:r>
+        <w:rPr>
+          <w:b w:val="0"/>
+        </w:rPr>
         <w:t>Hodge分解はまさにこの循環をカール成分として定量化する。問題は</w:t>
       </w:r>
       <w:r>
@@ -6752,6 +8280,9 @@
         <w:t>どこまでカールを保持し、どこからプルーニングするか</w:t>
       </w:r>
       <w:r>
+        <w:rPr>
+          <w:b w:val="0"/>
+        </w:rPr>
         <w:t>。</w:t>
       </w:r>
     </w:p>
@@ -6760,30 +8291,50 @@
         <w:pStyle w:val="Heading2"/>
       </w:pPr>
       <w:r>
+        <w:rPr>
+          <w:b w:val="0"/>
+        </w:rPr>
         <w:t>6.2 辺ごとのフィードバック解析</w:t>
       </w:r>
     </w:p>
     <w:p>
       <w:r>
-        <w:t>ECDモデル（α=0.3, C=LiNGAM）のHodge分解から、各辺のフィードバック割合（$\text</w:t>
-      </w:r>
-      <w:r>
-        <w:rPr>
+        <w:rPr>
+          <w:b w:val="0"/>
+        </w:rPr>
+        <w:t>ECDモデル（α=0.3, C=LiNGAM）のHodge分解から、各辺のフィードバック割合（</w:t>
+      </w:r>
+      <w:r>
+        <w:rPr>
+          <w:rFonts w:ascii="Cambria Math" w:hAnsi="Cambria Math"/>
+        </w:rPr>
+        <w:t>curl</w:t>
+      </w:r>
+      <w:r>
+        <w:rPr>
+          <w:rFonts w:ascii="Cambria Math" w:hAnsi="Cambria Math"/>
           <w:vertAlign w:val="superscript"/>
         </w:rPr>
-        <w:t>curl</w:t>
-      </w:r>
-      <w:r>
-        <w:t>^2 / \text</w:t>
-      </w:r>
-      <w:r>
-        <w:rPr>
+        <w:t>2</w:t>
+      </w:r>
+      <w:r>
+        <w:rPr>
+          <w:rFonts w:ascii="Cambria Math" w:hAnsi="Cambria Math"/>
+        </w:rPr>
+        <w:t xml:space="preserve"> / total</w:t>
+      </w:r>
+      <w:r>
+        <w:rPr>
+          <w:rFonts w:ascii="Cambria Math" w:hAnsi="Cambria Math"/>
           <w:vertAlign w:val="superscript"/>
         </w:rPr>
-        <w:t>total</w:t>
-      </w:r>
-      <w:r>
-        <w:t>^2$）を算出：</w:t>
+        <w:t>2</w:t>
+      </w:r>
+      <w:r>
+        <w:rPr>
+          <w:b w:val="0"/>
+        </w:rPr>
+        <w:t>）を算出：</w:t>
       </w:r>
     </w:p>
     <w:tbl>
@@ -7013,10 +8564,10 @@
             <w:r/>
             <w:r>
               <w:rPr>
-                <w:b w:val="0"/>
-                <w:sz w:val="18"/>
-              </w:rPr>
-              <w:t>**0%**</w:t>
+                <w:b/>
+                <w:sz w:val="18"/>
+              </w:rPr>
+              <w:t>0%</w:t>
             </w:r>
           </w:p>
         </w:tc>
@@ -7123,10 +8674,10 @@
             <w:r/>
             <w:r>
               <w:rPr>
-                <w:b w:val="0"/>
-                <w:sz w:val="18"/>
-              </w:rPr>
-              <w:t>**0%**</w:t>
+                <w:b/>
+                <w:sz w:val="18"/>
+              </w:rPr>
+              <w:t>0%</w:t>
             </w:r>
           </w:p>
         </w:tc>
@@ -7233,10 +8784,10 @@
             <w:r/>
             <w:r>
               <w:rPr>
-                <w:b w:val="0"/>
-                <w:sz w:val="18"/>
-              </w:rPr>
-              <w:t>**1%**</w:t>
+                <w:b/>
+                <w:sz w:val="18"/>
+              </w:rPr>
+              <w:t>1%</w:t>
             </w:r>
           </w:p>
         </w:tc>
@@ -7343,10 +8894,17 @@
             <w:r/>
             <w:r>
               <w:rPr>
+                <w:b/>
+                <w:sz w:val="18"/>
+              </w:rPr>
+              <w:t>24%</w:t>
+            </w:r>
+            <w:r>
+              <w:rPr>
                 <w:b w:val="0"/>
                 <w:sz w:val="18"/>
               </w:rPr>
-              <w:t>**24%** ← 高血圧↔虚血</w:t>
+              <w:t xml:space="preserve"> ← 高血圧↔虚血</w:t>
             </w:r>
           </w:p>
         </w:tc>
@@ -7453,10 +9011,17 @@
             <w:r/>
             <w:r>
               <w:rPr>
+                <w:b/>
+                <w:sz w:val="18"/>
+              </w:rPr>
+              <w:t>34%</w:t>
+            </w:r>
+            <w:r>
+              <w:rPr>
                 <w:b w:val="0"/>
                 <w:sz w:val="18"/>
               </w:rPr>
-              <w:t>**34%** ← 加齢↔体力</w:t>
+              <w:t xml:space="preserve"> ← 加齢↔体力</w:t>
             </w:r>
           </w:p>
         </w:tc>
@@ -7473,10 +9038,28 @@
             <w:r/>
             <w:r>
               <w:rPr>
+                <w:b/>
+                <w:sz w:val="18"/>
+              </w:rPr>
+              <w:t>MaxHR ↔ STDep</w:t>
+            </w:r>
+          </w:p>
+        </w:tc>
+        <w:tc>
+          <w:tcPr>
+            <w:tcW w:type="dxa" w:w="1440"/>
+          </w:tcPr>
+          <w:p>
+            <w:pPr>
+              <w:jc w:val="left"/>
+            </w:pPr>
+            <w:r/>
+            <w:r>
+              <w:rPr>
                 <w:b w:val="0"/>
                 <w:sz w:val="18"/>
               </w:rPr>
-              <w:t>**MaxHR ↔ STDep**</w:t>
+              <w:t>MaxHR→STDep</w:t>
             </w:r>
           </w:p>
         </w:tc>
@@ -7494,7 +9077,7 @@
                 <w:b w:val="0"/>
                 <w:sz w:val="18"/>
               </w:rPr>
-              <w:t>MaxHR→STDep</w:t>
+              <w:t>+0.104</w:t>
             </w:r>
           </w:p>
         </w:tc>
@@ -7512,7 +9095,7 @@
                 <w:b w:val="0"/>
                 <w:sz w:val="18"/>
               </w:rPr>
-              <w:t>+0.104</w:t>
+              <w:t>+0.016</w:t>
             </w:r>
           </w:p>
         </w:tc>
@@ -7530,7 +9113,7 @@
                 <w:b w:val="0"/>
                 <w:sz w:val="18"/>
               </w:rPr>
-              <w:t>+0.016</w:t>
+              <w:t>+0.089</w:t>
             </w:r>
           </w:p>
         </w:tc>
@@ -7545,28 +9128,24 @@
             <w:r/>
             <w:r>
               <w:rPr>
+                <w:b/>
+                <w:sz w:val="18"/>
+              </w:rPr>
+              <w:t>73%</w:t>
+            </w:r>
+            <w:r>
+              <w:rPr>
                 <w:b w:val="0"/>
                 <w:sz w:val="18"/>
               </w:rPr>
-              <w:t>+0.089</w:t>
-            </w:r>
-          </w:p>
-        </w:tc>
-        <w:tc>
-          <w:tcPr>
-            <w:tcW w:type="dxa" w:w="1440"/>
-          </w:tcPr>
-          <w:p>
-            <w:pPr>
-              <w:jc w:val="left"/>
-            </w:pPr>
-            <w:r/>
-            <w:r>
-              <w:rPr>
-                <w:b w:val="0"/>
-                <w:sz w:val="18"/>
-              </w:rPr>
-              <w:t>**73%** ← **運動↔虚血ループ**</w:t>
+              <w:t xml:space="preserve"> ← </w:t>
+            </w:r>
+            <w:r>
+              <w:rPr>
+                <w:b/>
+                <w:sz w:val="18"/>
+              </w:rPr>
+              <w:t>運動↔虚血ループ</w:t>
             </w:r>
           </w:p>
         </w:tc>
@@ -7581,6 +9160,9 @@
         <w:t>MaxHR ↔ STDep のフィードバック率 73%</w:t>
       </w:r>
       <w:r>
+        <w:rPr>
+          <w:b w:val="0"/>
+        </w:rPr>
         <w:t xml:space="preserve"> は、この辺が純粋なDAG因果（MaxHR → STDep）ではなく、</w:t>
       </w:r>
       <w:r>
@@ -7590,6 +9172,9 @@
         <w:t>双方向のフィードバックループ</w:t>
       </w:r>
       <w:r>
+        <w:rPr>
+          <w:b w:val="0"/>
+        </w:rPr>
         <w:t>であることを強く示唆する。LiNGAMはDAG仮定によりこれを一方向に強制するが、Hodge分解はフィードバック成分を定量化できる。</w:t>
       </w:r>
     </w:p>
@@ -7598,11 +9183,17 @@
         <w:pStyle w:val="Heading2"/>
       </w:pPr>
       <w:r>
+        <w:rPr>
+          <w:b w:val="0"/>
+        </w:rPr>
         <w:t>6.3 プルーニング閾値のチューニング</w:t>
       </w:r>
     </w:p>
     <w:p>
       <w:r>
+        <w:rPr>
+          <w:b w:val="0"/>
+        </w:rPr>
         <w:t>SCD閾値を変化させて辺をプルーニングすると：</w:t>
       </w:r>
     </w:p>
@@ -7815,10 +9406,10 @@
             <w:r/>
             <w:r>
               <w:rPr>
-                <w:b w:val="0"/>
-                <w:sz w:val="18"/>
-              </w:rPr>
-              <w:t>**DAG**</w:t>
+                <w:b/>
+                <w:sz w:val="18"/>
+              </w:rPr>
+              <w:t>DAG</w:t>
             </w:r>
           </w:p>
         </w:tc>
@@ -7999,6 +9590,9 @@
         <w:t>閾値チューニングの指針</w:t>
       </w:r>
       <w:r>
+        <w:rPr>
+          <w:b w:val="0"/>
+        </w:rPr>
         <w:t>:</w:t>
       </w:r>
     </w:p>
@@ -8013,6 +9607,9 @@
         <w:t>DCG（循環許容）として分析する場合</w:t>
       </w:r>
       <w:r>
+        <w:rPr>
+          <w:b w:val="0"/>
+        </w:rPr>
         <w:t>: 閾値を低く設定し、フィードバック率 &gt; 20% の辺を「循環辺」としてマーキング。DAGとDCGの</w:t>
       </w:r>
       <w:r>
@@ -8022,6 +9619,9 @@
         <w:t>ハイブリッド表現</w:t>
       </w:r>
       <w:r>
+        <w:rPr>
+          <w:b w:val="0"/>
+        </w:rPr>
         <w:t>。</w:t>
       </w:r>
     </w:p>
@@ -8036,6 +9636,9 @@
         <w:t>DAGとして分析する場合</w:t>
       </w:r>
       <w:r>
+        <w:rPr>
+          <w:b w:val="0"/>
+        </w:rPr>
         <w:t>: 閾値 &gt; 0.02 で自然にDAG化。ただし、MaxHR ↔ STDep のフィードバック（73%）を失うトレードオフ。</w:t>
       </w:r>
     </w:p>
@@ -8050,6 +9653,9 @@
         <w:t>臨床的最適解</w:t>
       </w:r>
       <w:r>
+        <w:rPr>
+          <w:b w:val="0"/>
+        </w:rPr>
         <w:t>: フィードバック率でフィルタリング。</w:t>
       </w:r>
     </w:p>
@@ -8058,6 +9664,9 @@
         <w:pStyle w:val="ListBullet"/>
       </w:pPr>
       <w:r>
+        <w:rPr>
+          <w:b w:val="0"/>
+        </w:rPr>
         <w:t>フィードバック率 &lt; 20%: DAG辺として扱う（一方向因果が支配的）</w:t>
       </w:r>
     </w:p>
@@ -8066,6 +9675,9 @@
         <w:pStyle w:val="ListBullet"/>
       </w:pPr>
       <w:r>
+        <w:rPr>
+          <w:b w:val="0"/>
+        </w:rPr>
         <w:t>フィードバック率 20–50%: 「弱い循環」として注記</w:t>
       </w:r>
     </w:p>
@@ -8074,6 +9686,9 @@
         <w:pStyle w:val="ListBullet"/>
       </w:pPr>
       <w:r>
+        <w:rPr>
+          <w:b w:val="0"/>
+        </w:rPr>
         <w:t>フィードバック率 &gt; 50%: 「強い循環」として双方向辺で表現</w:t>
       </w:r>
     </w:p>
@@ -8082,11 +9697,17 @@
         <w:pStyle w:val="Heading2"/>
       </w:pPr>
       <w:r>
+        <w:rPr>
+          <w:b w:val="0"/>
+        </w:rPr>
         <w:t>6.4 スペクトル因果性の独自の価値</w:t>
       </w:r>
     </w:p>
     <w:p>
       <w:r>
+        <w:rPr>
+          <w:b w:val="0"/>
+        </w:rPr>
         <w:t>この解析が示す最も重要な点は、</w:t>
       </w:r>
       <w:r>
@@ -8096,6 +9717,9 @@
         <w:t>LiNGAM単独ではできない</w:t>
       </w:r>
       <w:r>
+        <w:rPr>
+          <w:b w:val="0"/>
+        </w:rPr>
         <w:t>ことがスペクトル因果性で可能になることである：</w:t>
       </w:r>
     </w:p>
@@ -8271,10 +9895,17 @@
             <w:r/>
             <w:r>
               <w:rPr>
+                <w:b/>
+                <w:sz w:val="18"/>
+              </w:rPr>
+              <w:t>◎</w:t>
+            </w:r>
+            <w:r>
+              <w:rPr>
                 <w:b w:val="0"/>
                 <w:sz w:val="18"/>
               </w:rPr>
-              <w:t>**◎**（カール成分）</w:t>
+              <w:t>（カール成分）</w:t>
             </w:r>
           </w:p>
         </w:tc>
@@ -8327,10 +9958,17 @@
             <w:r/>
             <w:r>
               <w:rPr>
+                <w:b/>
+                <w:sz w:val="18"/>
+              </w:rPr>
+              <w:t>◎</w:t>
+            </w:r>
+            <w:r>
+              <w:rPr>
                 <w:b w:val="0"/>
                 <w:sz w:val="18"/>
               </w:rPr>
-              <w:t>**◎**（フィードバック率）</w:t>
+              <w:t>（フィードバック率）</w:t>
             </w:r>
           </w:p>
         </w:tc>
@@ -8383,10 +10021,17 @@
             <w:r/>
             <w:r>
               <w:rPr>
+                <w:b/>
+                <w:sz w:val="18"/>
+              </w:rPr>
+              <w:t>◎</w:t>
+            </w:r>
+            <w:r>
+              <w:rPr>
                 <w:b w:val="0"/>
                 <w:sz w:val="18"/>
               </w:rPr>
-              <w:t>**◎**（φと直接対応）</w:t>
+              <w:t>（φと直接対応）</w:t>
             </w:r>
           </w:p>
         </w:tc>
@@ -8400,6 +10045,7 @@
       </w:pPr>
       <w:r>
         <w:rPr>
+          <w:b w:val="0"/>
           <w:i/>
           <w:sz w:val="18"/>
         </w:rPr>
@@ -8411,6 +10057,9 @@
         <w:pStyle w:val="Heading1"/>
       </w:pPr>
       <w:r>
+        <w:rPr>
+          <w:b w:val="0"/>
+        </w:rPr>
         <w:t>7. 実運用フロー — LiNGAMプルーニング → 低α → Hodge</w:t>
       </w:r>
     </w:p>
@@ -8419,11 +10068,17 @@
         <w:pStyle w:val="Heading2"/>
       </w:pPr>
       <w:r>
+        <w:rPr>
+          <w:b w:val="0"/>
+        </w:rPr>
         <w:t>7.1 推奨パイプライン</w:t>
       </w:r>
     </w:p>
     <w:p>
       <w:r>
+        <w:rPr>
+          <w:b w:val="0"/>
+        </w:rPr>
         <w:t>上記の全解析結果を総合すると、実運用では以下のフローが最も合理的である：</w:t>
       </w:r>
     </w:p>
@@ -8466,11 +10121,17 @@
         <w:pStyle w:val="Heading2"/>
       </w:pPr>
       <w:r>
+        <w:rPr>
+          <w:b w:val="0"/>
+        </w:rPr>
         <w:t>7.2 なぜ低αで十分か</w:t>
       </w:r>
     </w:p>
     <w:p>
       <w:r>
+        <w:rPr>
+          <w:b w:val="0"/>
+        </w:rPr>
         <w:t>§5.1で証明されたように、</w:t>
       </w:r>
       <w:r>
@@ -8480,25 +10141,60 @@
         <w:t>αの値は0より大きければ結果は同一</w:t>
       </w:r>
       <w:r>
-        <w:t>（$r_</w:t>
-      </w:r>
-      <w:r>
-        <w:rPr>
+        <w:rPr>
+          <w:b w:val="0"/>
+        </w:rPr>
+        <w:t>（</w:t>
+      </w:r>
+      <w:r>
+        <w:rPr>
+          <w:rFonts w:ascii="Cambria Math" w:hAnsi="Cambria Math"/>
+        </w:rPr>
+        <w:t>r</w:t>
+      </w:r>
+      <w:r>
+        <w:rPr>
+          <w:rFonts w:ascii="Cambria Math" w:hAnsi="Cambria Math"/>
+          <w:vertAlign w:val="subscript"/>
+        </w:rPr>
+        <w:t>gradient</w:t>
+      </w:r>
+      <w:r>
+        <w:rPr>
+          <w:b w:val="0"/>
+        </w:rPr>
+        <w:t xml:space="preserve"> は </w:t>
+      </w:r>
+      <w:r>
+        <w:rPr>
+          <w:rFonts w:ascii="Cambria Math" w:hAnsi="Cambria Math"/>
+        </w:rPr>
+        <w:t>α = 10</w:t>
+      </w:r>
+      <w:r>
+        <w:rPr>
+          <w:rFonts w:ascii="Cambria Math" w:hAnsi="Cambria Math"/>
           <w:vertAlign w:val="superscript"/>
         </w:rPr>
-        <w:t>\text{gradient</w:t>
-      </w:r>
-      <w:r>
-        <w:t>}$ は $\alpha = 10^</w:t>
-      </w:r>
-      <w:r>
-        <w:rPr>
-          <w:vertAlign w:val="superscript"/>
-        </w:rPr>
         <w:t>-6</w:t>
       </w:r>
       <w:r>
-        <w:t>$ でも $\alpha = 1$ でも変わらない）。重要なのは：</w:t>
+        <w:rPr>
+          <w:b w:val="0"/>
+        </w:rPr>
+        <w:t xml:space="preserve"> でも </w:t>
+      </w:r>
+      <w:r>
+        <w:rPr>
+          <w:rFonts w:ascii="Cambria Math" w:hAnsi="Cambria Math"/>
+        </w:rPr>
+        <w:t>α = 1</w:t>
+      </w:r>
+      <w:r>
+        <w:rPr>
+          <w:b w:val="0"/>
+        </w:rPr>
+        <w:t xml:space="preserve"> でも変わらない）。重要なのは：</w:t>
       </w:r>
     </w:p>
     <w:p>
@@ -8512,6 +10208,9 @@
         <w:t>Cの構造</w:t>
       </w:r>
       <w:r>
+        <w:rPr>
+          <w:b w:val="0"/>
+        </w:rPr>
         <w:t>（どの辺に方向性があるか）</w:t>
       </w:r>
     </w:p>
@@ -8526,16 +10225,35 @@
         <w:t>Cの正確さ</w:t>
       </w:r>
       <w:r>
-        <w:t>（$p_</w:t>
-      </w:r>
-      <w:r>
-        <w:rPr>
-          <w:vertAlign w:val="superscript"/>
-        </w:rPr>
-        <w:t>\text{flip</w:t>
-      </w:r>
-      <w:r>
-        <w:t>} &lt; 0.15$ = 85%以上正しい）</w:t>
+        <w:rPr>
+          <w:b w:val="0"/>
+        </w:rPr>
+        <w:t>（</w:t>
+      </w:r>
+      <w:r>
+        <w:rPr>
+          <w:rFonts w:ascii="Cambria Math" w:hAnsi="Cambria Math"/>
+        </w:rPr>
+        <w:t>p</w:t>
+      </w:r>
+      <w:r>
+        <w:rPr>
+          <w:rFonts w:ascii="Cambria Math" w:hAnsi="Cambria Math"/>
+          <w:vertAlign w:val="subscript"/>
+        </w:rPr>
+        <w:t>flip</w:t>
+      </w:r>
+      <w:r>
+        <w:rPr>
+          <w:rFonts w:ascii="Cambria Math" w:hAnsi="Cambria Math"/>
+        </w:rPr>
+        <w:t xml:space="preserve"> &lt; 0.15</w:t>
+      </w:r>
+      <w:r>
+        <w:rPr>
+          <w:b w:val="0"/>
+        </w:rPr>
+        <w:t xml:space="preserve"> = 85%以上正しい）</w:t>
       </w:r>
     </w:p>
     <w:p>
@@ -8551,6 +10269,9 @@
     </w:p>
     <w:p>
       <w:r>
+        <w:rPr>
+          <w:b w:val="0"/>
+        </w:rPr>
         <w:t>低αにする実質的メリットは</w:t>
       </w:r>
       <w:r>
@@ -8560,6 +10281,9 @@
         <w:t>データ駆動の相関重みが辺の太さに反映される</w:t>
       </w:r>
       <w:r>
+        <w:rPr>
+          <w:b w:val="0"/>
+        </w:rPr>
         <w:t>こと。α=0.01なら相関が99%を占めるため、「方向はドメイン知識、強さはデータ」という自然な分担になる。</w:t>
       </w:r>
     </w:p>
@@ -8568,11 +10292,17 @@
         <w:pStyle w:val="Heading2"/>
       </w:pPr>
       <w:r>
+        <w:rPr>
+          <w:b w:val="0"/>
+        </w:rPr>
         <w:t>7.3 LiNGAMプルーニング戦略</w:t>
       </w:r>
     </w:p>
     <w:p>
       <w:r>
+        <w:rPr>
+          <w:b w:val="0"/>
+        </w:rPr>
         <w:t>ドメイン知識が全くない場合、LiNGAMの出力をプルーニングして高確信辺のみ使う：</w:t>
       </w:r>
     </w:p>
@@ -8619,6 +10349,9 @@
         <w:t>利点</w:t>
       </w:r>
       <w:r>
+        <w:rPr>
+          <w:b w:val="0"/>
+        </w:rPr>
         <w:t>:</w:t>
       </w:r>
     </w:p>
@@ -8627,6 +10360,9 @@
         <w:pStyle w:val="ListBullet"/>
       </w:pPr>
       <w:r>
+        <w:rPr>
+          <w:b w:val="0"/>
+        </w:rPr>
         <w:t>ドメイン知識が</w:t>
       </w:r>
       <w:r>
@@ -8636,6 +10372,9 @@
         <w:t>全くない分野</w:t>
       </w:r>
       <w:r>
+        <w:rPr>
+          <w:b w:val="0"/>
+        </w:rPr>
         <w:t>でも自動化可能（LiNGAMが知識を代替）</w:t>
       </w:r>
     </w:p>
@@ -8644,25 +10383,48 @@
         <w:pStyle w:val="ListBullet"/>
       </w:pPr>
       <w:r>
-        <w:t>ブートストラップで$p_</w:t>
-      </w:r>
-      <w:r>
-        <w:rPr>
-          <w:vertAlign w:val="superscript"/>
-        </w:rPr>
-        <w:t>\text{flip</w:t>
-      </w:r>
-      <w:r>
-        <w:t>}$を間接的に制御（不安定な辺 ≈ 方向が不確実 ≈ 高$p_</w:t>
-      </w:r>
-      <w:r>
-        <w:rPr>
-          <w:vertAlign w:val="superscript"/>
-        </w:rPr>
-        <w:t>\text{flip</w:t>
-      </w:r>
-      <w:r>
-        <w:t>}$リスク）</w:t>
+        <w:rPr>
+          <w:b w:val="0"/>
+        </w:rPr>
+        <w:t>ブートストラップで</w:t>
+      </w:r>
+      <w:r>
+        <w:rPr>
+          <w:rFonts w:ascii="Cambria Math" w:hAnsi="Cambria Math"/>
+        </w:rPr>
+        <w:t>p</w:t>
+      </w:r>
+      <w:r>
+        <w:rPr>
+          <w:rFonts w:ascii="Cambria Math" w:hAnsi="Cambria Math"/>
+          <w:vertAlign w:val="subscript"/>
+        </w:rPr>
+        <w:t>flip</w:t>
+      </w:r>
+      <w:r>
+        <w:rPr>
+          <w:b w:val="0"/>
+        </w:rPr>
+        <w:t>を間接的に制御（不安定な辺 ≈ 方向が不確実 ≈ 高</w:t>
+      </w:r>
+      <w:r>
+        <w:rPr>
+          <w:rFonts w:ascii="Cambria Math" w:hAnsi="Cambria Math"/>
+        </w:rPr>
+        <w:t>p</w:t>
+      </w:r>
+      <w:r>
+        <w:rPr>
+          <w:rFonts w:ascii="Cambria Math" w:hAnsi="Cambria Math"/>
+          <w:vertAlign w:val="subscript"/>
+        </w:rPr>
+        <w:t>flip</w:t>
+      </w:r>
+      <w:r>
+        <w:rPr>
+          <w:b w:val="0"/>
+        </w:rPr>
+        <w:t>リスク）</w:t>
       </w:r>
     </w:p>
     <w:p>
@@ -8676,6 +10438,9 @@
         <w:t>少数の高確信辺</w:t>
       </w:r>
       <w:r>
+        <w:rPr>
+          <w:b w:val="0"/>
+        </w:rPr>
         <w:t>が根ノード同定に十分（§5.3: Age関連辺だけでDAG度0.59）</w:t>
       </w:r>
     </w:p>
@@ -8684,11 +10449,17 @@
         <w:pStyle w:val="Heading2"/>
       </w:pPr>
       <w:r>
+        <w:rPr>
+          <w:b w:val="0"/>
+        </w:rPr>
         <w:t>7.4 ドメイン知識がある場合</w:t>
       </w:r>
     </w:p>
     <w:p>
       <w:r>
+        <w:rPr>
+          <w:b w:val="0"/>
+        </w:rPr>
         <w:t>既知の因果関係がある場合は、LiNGAMプルーニングと組み合わせ：</w:t>
       </w:r>
     </w:p>
@@ -8793,7 +10564,21 @@
                 <w:b w:val="0"/>
                 <w:sz w:val="18"/>
               </w:rPr>
-              <w:t>既知辺のみ $C$ に設定、α=0.01</w:t>
+              <w:t xml:space="preserve">既知辺のみ </w:t>
+            </w:r>
+            <w:r>
+              <w:rPr>
+                <w:rFonts w:ascii="Cambria Math" w:hAnsi="Cambria Math"/>
+                <w:sz w:val="18"/>
+              </w:rPr>
+              <w:t>C</w:t>
+            </w:r>
+            <w:r>
+              <w:rPr>
+                <w:b w:val="0"/>
+                <w:sz w:val="18"/>
+              </w:rPr>
+              <w:t xml:space="preserve"> に設定、α=0.01</w:t>
             </w:r>
           </w:p>
         </w:tc>
@@ -8846,10 +10631,40 @@
             <w:r/>
             <w:r>
               <w:rPr>
+                <w:rFonts w:ascii="Cambria Math" w:hAnsi="Cambria Math"/>
+                <w:sz w:val="18"/>
+              </w:rPr>
+              <w:t>C = C</w:t>
+            </w:r>
+            <w:r>
+              <w:rPr>
+                <w:rFonts w:ascii="Cambria Math" w:hAnsi="Cambria Math"/>
+                <w:sz w:val="18"/>
+                <w:vertAlign w:val="subscript"/>
+              </w:rPr>
+              <w:t>known</w:t>
+            </w:r>
+            <w:r>
+              <w:rPr>
+                <w:rFonts w:ascii="Cambria Math" w:hAnsi="Cambria Math"/>
+                <w:sz w:val="18"/>
+              </w:rPr>
+              <w:t xml:space="preserve"> + C</w:t>
+            </w:r>
+            <w:r>
+              <w:rPr>
+                <w:rFonts w:ascii="Cambria Math" w:hAnsi="Cambria Math"/>
+                <w:sz w:val="18"/>
+                <w:vertAlign w:val="subscript"/>
+              </w:rPr>
+              <w:t>LiNGAM(pruned)</w:t>
+            </w:r>
+            <w:r>
+              <w:rPr>
                 <w:b w:val="0"/>
                 <w:sz w:val="18"/>
               </w:rPr>
-              <w:t>$C = C_{\text{known}} + C_{\text{LiNGAM(pruned)}}$、α=0.01</w:t>
+              <w:t>、α=0.01</w:t>
             </w:r>
           </w:p>
         </w:tc>
@@ -8902,10 +10717,17 @@
             <w:r/>
             <w:r>
               <w:rPr>
+                <w:rFonts w:ascii="Cambria Math" w:hAnsi="Cambria Math"/>
+                <w:sz w:val="18"/>
+              </w:rPr>
+              <w:t>C</w:t>
+            </w:r>
+            <w:r>
+              <w:rPr>
                 <w:b w:val="0"/>
                 <w:sz w:val="18"/>
               </w:rPr>
-              <w:t>$C$ のうち不確実な辺を除外、α=0.01</w:t>
+              <w:t xml:space="preserve"> のうち不確実な辺を除外、α=0.01</w:t>
             </w:r>
           </w:p>
         </w:tc>
@@ -8991,11 +10813,17 @@
         <w:pStyle w:val="Heading2"/>
       </w:pPr>
       <w:r>
+        <w:rPr>
+          <w:b w:val="0"/>
+        </w:rPr>
         <w:t>7.5 プルーニングレベルのチューニング</w:t>
       </w:r>
     </w:p>
     <w:p>
       <w:r>
+        <w:rPr>
+          <w:b w:val="0"/>
+        </w:rPr>
         <w:t>臨床的には循環モデルが正しいため（§6.1）、どの程度プルーニングするかは分析目的に依存する：</w:t>
       </w:r>
     </w:p>
@@ -9079,10 +10907,10 @@
             <w:r/>
             <w:r>
               <w:rPr>
-                <w:b w:val="0"/>
-                <w:sz w:val="18"/>
-              </w:rPr>
-              <w:t>**因果推論（介入計画）**</w:t>
+                <w:b/>
+                <w:sz w:val="18"/>
+              </w:rPr>
+              <w:t>因果推論（介入計画）</w:t>
             </w:r>
           </w:p>
         </w:tc>
@@ -9135,10 +10963,10 @@
             <w:r/>
             <w:r>
               <w:rPr>
-                <w:b w:val="0"/>
-                <w:sz w:val="18"/>
-              </w:rPr>
-              <w:t>**病態理解（メカニズム）**</w:t>
+                <w:b/>
+                <w:sz w:val="18"/>
+              </w:rPr>
+              <w:t>病態理解（メカニズム）</w:t>
             </w:r>
           </w:p>
         </w:tc>
@@ -9191,10 +11019,10 @@
             <w:r/>
             <w:r>
               <w:rPr>
-                <w:b w:val="0"/>
-                <w:sz w:val="18"/>
-              </w:rPr>
-              <w:t>**システム記述（全体像）**</w:t>
+                <w:b/>
+                <w:sz w:val="18"/>
+              </w:rPr>
+              <w:t>システム記述（全体像）</w:t>
             </w:r>
           </w:p>
         </w:tc>
@@ -9247,10 +11075,10 @@
             <w:r/>
             <w:r>
               <w:rPr>
-                <w:b w:val="0"/>
-                <w:sz w:val="18"/>
-              </w:rPr>
-              <w:t>**フィードバック発見**</w:t>
+                <w:b/>
+                <w:sz w:val="18"/>
+              </w:rPr>
+              <w:t>フィードバック発見</w:t>
             </w:r>
           </w:p>
         </w:tc>
@@ -9295,6 +11123,9 @@
     <w:p/>
     <w:p>
       <w:r>
+        <w:rPr>
+          <w:b w:val="0"/>
+        </w:rPr>
         <w:t>このチューニングにより、</w:t>
       </w:r>
       <w:r>
@@ -9304,6 +11135,9 @@
         <w:t>同一データ・同一パイプラインから目的に応じた異なる粒度の因果モデル</w:t>
       </w:r>
       <w:r>
+        <w:rPr>
+          <w:b w:val="0"/>
+        </w:rPr>
         <w:t>を導出できる。これはLiNGAM（常にDAG）やスペクトル因果性単独（常にDCG）ではできない、ECDパイプラインの独自の強みである。</w:t>
       </w:r>
     </w:p>
@@ -9312,11 +11146,17 @@
         <w:pStyle w:val="Heading1"/>
       </w:pPr>
       <w:r>
+        <w:rPr>
+          <w:b w:val="0"/>
+        </w:rPr>
         <w:t>8. ドメイン知識の必要性についての結論（改訂）</w:t>
       </w:r>
     </w:p>
     <w:p>
       <w:r>
+        <w:rPr>
+          <w:b w:val="0"/>
+        </w:rPr>
         <w:t>§3–7の全解析を踏まえた改訂版：</w:t>
       </w:r>
     </w:p>
@@ -9399,10 +11239,17 @@
             <w:r/>
             <w:r>
               <w:rPr>
+                <w:b/>
+                <w:sz w:val="18"/>
+              </w:rPr>
+              <w:t>方向推定には必須</w:t>
+            </w:r>
+            <w:r>
+              <w:rPr>
                 <w:b w:val="0"/>
                 <w:sz w:val="18"/>
               </w:rPr>
-              <w:t>**方向推定には必須**。α=0では非対称成分がゼロとなり方向推定不能（§3.2）。</w:t>
+              <w:t>。α=0では非対称成分がゼロとなり方向推定不能（§3.2）。</w:t>
             </w:r>
           </w:p>
         </w:tc>
@@ -9437,10 +11284,17 @@
             <w:r/>
             <w:r>
               <w:rPr>
+                <w:b/>
+                <w:sz w:val="18"/>
+              </w:rPr>
+              <w:t>不要</w:t>
+            </w:r>
+            <w:r>
+              <w:rPr>
                 <w:b w:val="0"/>
                 <w:sz w:val="18"/>
               </w:rPr>
-              <w:t>**不要**。α=10⁻⁶でもα=1でも同じDAG構造。不連続相転移（§5.1）。</w:t>
+              <w:t>。α=10⁻⁶でもα=1でも同じDAG構造。不連続相転移（§5.1）。</w:t>
             </w:r>
           </w:p>
         </w:tc>
@@ -9475,10 +11329,17 @@
             <w:r/>
             <w:r>
               <w:rPr>
+                <w:b/>
+                <w:sz w:val="18"/>
+              </w:rPr>
+              <w:t>極めて重要</w:t>
+            </w:r>
+            <w:r>
+              <w:rPr>
                 <w:b w:val="0"/>
                 <w:sz w:val="18"/>
               </w:rPr>
-              <w:t>**極めて重要**。85%以上正しければDAG維持。部分的誤りは無知より悪い（§5.2, §5.5）。</w:t>
+              <w:t>。85%以上正しければDAG維持。部分的誤りは無知より悪い（§5.2, §5.5）。</w:t>
             </w:r>
           </w:p>
         </w:tc>
@@ -9513,10 +11374,17 @@
             <w:r/>
             <w:r>
               <w:rPr>
+                <w:b/>
+                <w:sz w:val="18"/>
+              </w:rPr>
+              <w:t>根ノード（外生変数）の同定</w:t>
+            </w:r>
+            <w:r>
+              <w:rPr>
                 <w:b w:val="0"/>
                 <w:sz w:val="18"/>
               </w:rPr>
-              <w:t>**根ノード（外生変数）の同定**。Age関連辺だけでDAG度0.59（§5.3）。</w:t>
+              <w:t>。Age関連辺だけでDAG度0.59（§5.3）。</w:t>
             </w:r>
           </w:p>
         </w:tc>
@@ -9551,10 +11419,17 @@
             <w:r/>
             <w:r>
               <w:rPr>
+                <w:b/>
+                <w:sz w:val="18"/>
+              </w:rPr>
+              <w:t>LiNGAMプルーニング→低α→Hodge</w:t>
+            </w:r>
+            <w:r>
+              <w:rPr>
                 <w:b w:val="0"/>
                 <w:sz w:val="18"/>
               </w:rPr>
-              <w:t>**LiNGAMプルーニング→低α→Hodge**のECDパイプライン（§7）。</w:t>
+              <w:t>のECDパイプライン（§7）。</w:t>
             </w:r>
           </w:p>
         </w:tc>
@@ -9589,10 +11464,17 @@
             <w:r/>
             <w:r>
               <w:rPr>
+                <w:b/>
+                <w:sz w:val="18"/>
+              </w:rPr>
+              <w:t>Hodgeカール成分で定量化</w:t>
+            </w:r>
+            <w:r>
+              <w:rPr>
                 <w:b w:val="0"/>
                 <w:sz w:val="18"/>
               </w:rPr>
-              <w:t>**Hodgeカール成分で定量化**。辺ごとのフィードバック率でDAG/DCGハイブリッド（§6）。</w:t>
+              <w:t>。辺ごとのフィードバック率でDAG/DCGハイブリッド（§6）。</w:t>
             </w:r>
           </w:p>
         </w:tc>
@@ -9604,6 +11486,9 @@
         <w:pStyle w:val="Heading2"/>
       </w:pPr>
       <w:r>
+        <w:rPr>
+          <w:b w:val="0"/>
+        </w:rPr>
         <w:t>今後の課題</w:t>
       </w:r>
     </w:p>
@@ -9618,6 +11503,9 @@
         <w:t>ドメイン知識のエンコード改善</w:t>
       </w:r>
       <w:r>
+        <w:rPr>
+          <w:b w:val="0"/>
+        </w:rPr>
         <w:t>: 「情報的影響度」ではなく「介入的因果強度」をエンコードする方法の開発</w:t>
       </w:r>
     </w:p>
@@ -9632,6 +11520,9 @@
         <w:t>ECDパイプラインの他データでの検証</w:t>
       </w:r>
       <w:r>
+        <w:rPr>
+          <w:b w:val="0"/>
+        </w:rPr>
         <w:t>: MIMIC-IV、日本健診コホート等でECDのフィードバック検出能力を検証</w:t>
       </w:r>
     </w:p>
@@ -9646,6 +11537,9 @@
         <w:t>プルーニング閾値の自動化</w:t>
       </w:r>
       <w:r>
+        <w:rPr>
+          <w:b w:val="0"/>
+        </w:rPr>
         <w:t>: フィードバック率のブートストラップ信頼区間に基づく自動閾値設定</w:t>
       </w:r>
     </w:p>
@@ -9655,30 +11549,55 @@
       </w:pPr>
       <w:r>
         <w:rPr>
+          <w:rFonts w:ascii="Cambria Math" w:hAnsi="Cambria Math"/>
           <w:b/>
         </w:rPr>
-        <w:t>$p_{\text{flip}}$ の推定</w:t>
-      </w:r>
-      <w:r>
-        <w:t>: LiNGAMとの一致率からドメイン知識の品質を推定→ $\hat</w:t>
-      </w:r>
-      <w:r>
-        <w:rPr>
-          <w:vertAlign w:val="superscript"/>
-        </w:rPr>
         <w:t>p</w:t>
       </w:r>
       <w:r>
-        <w:t>_</w:t>
-      </w:r>
-      <w:r>
-        <w:rPr>
-          <w:vertAlign w:val="superscript"/>
-        </w:rPr>
-        <w:t>\text{flip</w:t>
-      </w:r>
-      <w:r>
-        <w:t>} &gt; 0.15$ なら警告</w:t>
+        <w:rPr>
+          <w:rFonts w:ascii="Cambria Math" w:hAnsi="Cambria Math"/>
+          <w:b/>
+          <w:vertAlign w:val="subscript"/>
+        </w:rPr>
+        <w:t>flip</w:t>
+      </w:r>
+      <w:r>
+        <w:rPr>
+          <w:b/>
+        </w:rPr>
+        <w:t xml:space="preserve"> の推定</w:t>
+      </w:r>
+      <w:r>
+        <w:rPr>
+          <w:b w:val="0"/>
+        </w:rPr>
+        <w:t xml:space="preserve">: LiNGAMとの一致率からドメイン知識の品質を推定→ </w:t>
+      </w:r>
+      <w:r>
+        <w:rPr>
+          <w:rFonts w:ascii="Cambria Math" w:hAnsi="Cambria Math"/>
+        </w:rPr>
+        <w:t>p̂</w:t>
+      </w:r>
+      <w:r>
+        <w:rPr>
+          <w:rFonts w:ascii="Cambria Math" w:hAnsi="Cambria Math"/>
+          <w:vertAlign w:val="subscript"/>
+        </w:rPr>
+        <w:t>flip</w:t>
+      </w:r>
+      <w:r>
+        <w:rPr>
+          <w:rFonts w:ascii="Cambria Math" w:hAnsi="Cambria Math"/>
+        </w:rPr>
+        <w:t xml:space="preserve"> &gt; 0.15</w:t>
+      </w:r>
+      <w:r>
+        <w:rPr>
+          <w:b w:val="0"/>
+        </w:rPr>
+        <w:t xml:space="preserve"> なら警告</w:t>
       </w:r>
     </w:p>
     <w:p>
@@ -9686,6 +11605,9 @@
         <w:pStyle w:val="Heading1"/>
       </w:pPr>
       <w:r>
+        <w:rPr>
+          <w:b w:val="0"/>
+        </w:rPr>
         <w:t>9. 方法論の詳細</w:t>
       </w:r>
     </w:p>
@@ -9694,62 +11616,166 @@
         <w:pStyle w:val="Heading2"/>
       </w:pPr>
       <w:r>
+        <w:rPr>
+          <w:b w:val="0"/>
+        </w:rPr>
         <w:t>9.1 スペクトル因果性の計算</w:t>
       </w:r>
     </w:p>
     <w:p>
       <w:r>
-        <w:t>磁気ラプラシアン $L^</w:t>
-      </w:r>
-      <w:r>
-        <w:rPr>
+        <w:rPr>
+          <w:b w:val="0"/>
+        </w:rPr>
+        <w:t xml:space="preserve">磁気ラプラシアン </w:t>
+      </w:r>
+      <w:r>
+        <w:rPr>
+          <w:rFonts w:ascii="Cambria Math" w:hAnsi="Cambria Math"/>
+        </w:rPr>
+        <w:t>L</w:t>
+      </w:r>
+      <w:r>
+        <w:rPr>
+          <w:rFonts w:ascii="Cambria Math" w:hAnsi="Cambria Math"/>
           <w:vertAlign w:val="superscript"/>
         </w:rPr>
         <w:t>(q)</w:t>
       </w:r>
       <w:r>
-        <w:t xml:space="preserve"> = I - D^</w:t>
-      </w:r>
-      <w:r>
-        <w:rPr>
+        <w:rPr>
+          <w:rFonts w:ascii="Cambria Math" w:hAnsi="Cambria Math"/>
+        </w:rPr>
+        <w:t xml:space="preserve"> = I - D</w:t>
+      </w:r>
+      <w:r>
+        <w:rPr>
+          <w:rFonts w:ascii="Cambria Math" w:hAnsi="Cambria Math"/>
           <w:vertAlign w:val="superscript"/>
         </w:rPr>
         <w:t>-1/2</w:t>
       </w:r>
       <w:r>
-        <w:t xml:space="preserve"> H^</w:t>
-      </w:r>
-      <w:r>
-        <w:rPr>
+        <w:rPr>
+          <w:rFonts w:ascii="Cambria Math" w:hAnsi="Cambria Math"/>
+        </w:rPr>
+        <w:t xml:space="preserve"> H</w:t>
+      </w:r>
+      <w:r>
+        <w:rPr>
+          <w:rFonts w:ascii="Cambria Math" w:hAnsi="Cambria Math"/>
           <w:vertAlign w:val="superscript"/>
         </w:rPr>
         <w:t>(q)</w:t>
       </w:r>
       <w:r>
-        <w:t xml:space="preserve"> D^</w:t>
-      </w:r>
-      <w:r>
-        <w:rPr>
+        <w:rPr>
+          <w:rFonts w:ascii="Cambria Math" w:hAnsi="Cambria Math"/>
+        </w:rPr>
+        <w:t xml:space="preserve"> D</w:t>
+      </w:r>
+      <w:r>
+        <w:rPr>
+          <w:rFonts w:ascii="Cambria Math" w:hAnsi="Cambria Math"/>
           <w:vertAlign w:val="superscript"/>
         </w:rPr>
         <w:t>-1/2</w:t>
       </w:r>
       <w:r>
-        <w:t>$ の固有分解から：</w:t>
+        <w:rPr>
+          <w:b w:val="0"/>
+        </w:rPr>
+        <w:t xml:space="preserve"> の固有分解から：</w:t>
       </w:r>
     </w:p>
     <w:p>
-      <w:r>
-        <w:t>$$\mathrm</w:t>
-      </w:r>
-      <w:r>
-        <w:rPr>
-          <w:vertAlign w:val="superscript"/>
-        </w:rPr>
-        <w:t>SCD</w:t>
-      </w:r>
-      <w:r>
-        <w:t>(i, j) = \sum_k \lambda_k |u_k(i)| |u_k(j)| \sin\bigl(\theta_k(i) - \theta_k(j)\bigr)$$</w:t>
+      <w:pPr>
+        <w:spacing w:before="120" w:after="120"/>
+        <w:jc w:val="center"/>
+      </w:pPr>
+      <w:r>
+        <w:rPr>
+          <w:rFonts w:ascii="Cambria Math" w:hAnsi="Cambria Math"/>
+        </w:rPr>
+        <w:t>SCD(i, j) = Σ</w:t>
+      </w:r>
+      <w:r>
+        <w:rPr>
+          <w:rFonts w:ascii="Cambria Math" w:hAnsi="Cambria Math"/>
+          <w:vertAlign w:val="subscript"/>
+        </w:rPr>
+        <w:t>k</w:t>
+      </w:r>
+      <w:r>
+        <w:rPr>
+          <w:rFonts w:ascii="Cambria Math" w:hAnsi="Cambria Math"/>
+        </w:rPr>
+        <w:t xml:space="preserve"> λ</w:t>
+      </w:r>
+      <w:r>
+        <w:rPr>
+          <w:rFonts w:ascii="Cambria Math" w:hAnsi="Cambria Math"/>
+          <w:vertAlign w:val="subscript"/>
+        </w:rPr>
+        <w:t>k</w:t>
+      </w:r>
+      <w:r>
+        <w:rPr>
+          <w:rFonts w:ascii="Cambria Math" w:hAnsi="Cambria Math"/>
+        </w:rPr>
+        <w:t xml:space="preserve"> |u</w:t>
+      </w:r>
+      <w:r>
+        <w:rPr>
+          <w:rFonts w:ascii="Cambria Math" w:hAnsi="Cambria Math"/>
+          <w:vertAlign w:val="subscript"/>
+        </w:rPr>
+        <w:t>k</w:t>
+      </w:r>
+      <w:r>
+        <w:rPr>
+          <w:rFonts w:ascii="Cambria Math" w:hAnsi="Cambria Math"/>
+        </w:rPr>
+        <w:t>(i)| |u</w:t>
+      </w:r>
+      <w:r>
+        <w:rPr>
+          <w:rFonts w:ascii="Cambria Math" w:hAnsi="Cambria Math"/>
+          <w:vertAlign w:val="subscript"/>
+        </w:rPr>
+        <w:t>k</w:t>
+      </w:r>
+      <w:r>
+        <w:rPr>
+          <w:rFonts w:ascii="Cambria Math" w:hAnsi="Cambria Math"/>
+        </w:rPr>
+        <w:t>(j)| sin(θ</w:t>
+      </w:r>
+      <w:r>
+        <w:rPr>
+          <w:rFonts w:ascii="Cambria Math" w:hAnsi="Cambria Math"/>
+          <w:vertAlign w:val="subscript"/>
+        </w:rPr>
+        <w:t>k</w:t>
+      </w:r>
+      <w:r>
+        <w:rPr>
+          <w:rFonts w:ascii="Cambria Math" w:hAnsi="Cambria Math"/>
+        </w:rPr>
+        <w:t>(i) - θ</w:t>
+      </w:r>
+      <w:r>
+        <w:rPr>
+          <w:rFonts w:ascii="Cambria Math" w:hAnsi="Cambria Math"/>
+          <w:vertAlign w:val="subscript"/>
+        </w:rPr>
+        <w:t>k</w:t>
+      </w:r>
+      <w:r>
+        <w:rPr>
+          <w:rFonts w:ascii="Cambria Math" w:hAnsi="Cambria Math"/>
+        </w:rPr>
+        <w:t>(j))</w:t>
       </w:r>
     </w:p>
     <w:p>
@@ -9757,16 +11783,28 @@
         <w:pStyle w:val="ListBullet"/>
       </w:pPr>
       <w:r>
-        <w:t>$\mathrm</w:t>
-      </w:r>
-      <w:r>
-        <w:rPr>
-          <w:vertAlign w:val="superscript"/>
-        </w:rPr>
-        <w:t>SCD</w:t>
-      </w:r>
-      <w:r>
-        <w:t>(i,j) &gt; 0$: $i \to j$ の方向</w:t>
+        <w:rPr>
+          <w:rFonts w:ascii="Cambria Math" w:hAnsi="Cambria Math"/>
+        </w:rPr>
+        <w:t>SCD(i,j) &gt; 0</w:t>
+      </w:r>
+      <w:r>
+        <w:rPr>
+          <w:b w:val="0"/>
+        </w:rPr>
+        <w:t xml:space="preserve">: </w:t>
+      </w:r>
+      <w:r>
+        <w:rPr>
+          <w:rFonts w:ascii="Cambria Math" w:hAnsi="Cambria Math"/>
+        </w:rPr>
+        <w:t>i → j</w:t>
+      </w:r>
+      <w:r>
+        <w:rPr>
+          <w:b w:val="0"/>
+        </w:rPr>
+        <w:t xml:space="preserve"> の方向</w:t>
       </w:r>
     </w:p>
     <w:p>
@@ -9774,16 +11812,28 @@
         <w:pStyle w:val="ListBullet"/>
       </w:pPr>
       <w:r>
-        <w:t>$\mathrm</w:t>
-      </w:r>
-      <w:r>
-        <w:rPr>
-          <w:vertAlign w:val="superscript"/>
-        </w:rPr>
-        <w:t>SCD</w:t>
-      </w:r>
-      <w:r>
-        <w:t>(i,j) &lt; 0$: $j \to i$ の方向</w:t>
+        <w:rPr>
+          <w:rFonts w:ascii="Cambria Math" w:hAnsi="Cambria Math"/>
+        </w:rPr>
+        <w:t>SCD(i,j) &lt; 0</w:t>
+      </w:r>
+      <w:r>
+        <w:rPr>
+          <w:b w:val="0"/>
+        </w:rPr>
+        <w:t xml:space="preserve">: </w:t>
+      </w:r>
+      <w:r>
+        <w:rPr>
+          <w:rFonts w:ascii="Cambria Math" w:hAnsi="Cambria Math"/>
+        </w:rPr>
+        <w:t>j → i</w:t>
+      </w:r>
+      <w:r>
+        <w:rPr>
+          <w:b w:val="0"/>
+        </w:rPr>
+        <w:t xml:space="preserve"> の方向</w:t>
       </w:r>
     </w:p>
     <w:p>
@@ -9791,25 +11841,16 @@
         <w:pStyle w:val="ListBullet"/>
       </w:pPr>
       <w:r>
-        <w:t>反対称性: $\mathrm</w:t>
-      </w:r>
-      <w:r>
-        <w:rPr>
-          <w:vertAlign w:val="superscript"/>
-        </w:rPr>
-        <w:t>SCD</w:t>
-      </w:r>
-      <w:r>
-        <w:t>(i,j) = -\mathrm</w:t>
-      </w:r>
-      <w:r>
-        <w:rPr>
-          <w:vertAlign w:val="superscript"/>
-        </w:rPr>
-        <w:t>SCD</w:t>
-      </w:r>
-      <w:r>
-        <w:t>(j,i)$</w:t>
+        <w:rPr>
+          <w:b w:val="0"/>
+        </w:rPr>
+        <w:t xml:space="preserve">反対称性: </w:t>
+      </w:r>
+      <w:r>
+        <w:rPr>
+          <w:rFonts w:ascii="Cambria Math" w:hAnsi="Cambria Math"/>
+        </w:rPr>
+        <w:t>SCD(i,j) = -SCD(j,i)</w:t>
       </w:r>
     </w:p>
     <w:p>
@@ -9817,71 +11858,42 @@
         <w:pStyle w:val="Heading2"/>
       </w:pPr>
       <w:r>
+        <w:rPr>
+          <w:b w:val="0"/>
+        </w:rPr>
         <w:t>9.2 Hodge分解</w:t>
       </w:r>
     </w:p>
     <w:p>
       <w:r>
-        <w:t>エッジフロー $\omega$ を直交成分に分解：</w:t>
+        <w:rPr>
+          <w:b w:val="0"/>
+        </w:rPr>
+        <w:t xml:space="preserve">エッジフロー </w:t>
+      </w:r>
+      <w:r>
+        <w:rPr>
+          <w:rFonts w:ascii="Cambria Math" w:hAnsi="Cambria Math"/>
+        </w:rPr>
+        <w:t>ω</w:t>
+      </w:r>
+      <w:r>
+        <w:rPr>
+          <w:b w:val="0"/>
+        </w:rPr>
+        <w:t xml:space="preserve"> を直交成分に分解：</w:t>
       </w:r>
     </w:p>
     <w:p>
-      <w:r>
-        <w:t>$$\omega = \underbrace</w:t>
-      </w:r>
-      <w:r>
-        <w:rPr>
-          <w:vertAlign w:val="superscript"/>
-        </w:rPr>
-        <w:t>\nabla\phi</w:t>
-      </w:r>
-      <w:r>
-        <w:t>_</w:t>
-      </w:r>
-      <w:r>
-        <w:rPr>
-          <w:vertAlign w:val="superscript"/>
-        </w:rPr>
-        <w:t>\text{勾配（DAG的因果）</w:t>
-      </w:r>
-      <w:r>
-        <w:t>} + \underbrace</w:t>
-      </w:r>
-      <w:r>
-        <w:rPr>
-          <w:vertAlign w:val="superscript"/>
-        </w:rPr>
-        <w:t>\delta\psi</w:t>
-      </w:r>
-      <w:r>
-        <w:t>_</w:t>
-      </w:r>
-      <w:r>
-        <w:rPr>
-          <w:vertAlign w:val="superscript"/>
-        </w:rPr>
-        <w:t>\text{カール（フィードバック）</w:t>
-      </w:r>
-      <w:r>
-        <w:t>} + \underbrace</w:t>
-      </w:r>
-      <w:r>
-        <w:rPr>
-          <w:vertAlign w:val="superscript"/>
-        </w:rPr>
-        <w:t>h</w:t>
-      </w:r>
-      <w:r>
-        <w:t>_</w:t>
-      </w:r>
-      <w:r>
-        <w:rPr>
-          <w:vertAlign w:val="superscript"/>
-        </w:rPr>
-        <w:t>\text{調和（大域的循環）</w:t>
-      </w:r>
-      <w:r>
-        <w:t>}$$</w:t>
+      <w:pPr>
+        <w:spacing w:before="120" w:after="120"/>
+        <w:jc w:val="center"/>
+      </w:pPr>
+      <w:r>
+        <w:rPr>
+          <w:rFonts w:ascii="Cambria Math" w:hAnsi="Cambria Math"/>
+        </w:rPr>
+        <w:t>ω = ∇φ + δψ + h</w:t>
       </w:r>
     </w:p>
     <w:p>
@@ -9889,16 +11901,55 @@
         <w:pStyle w:val="ListBullet"/>
       </w:pPr>
       <w:r>
-        <w:t>勾配比率 $r_</w:t>
-      </w:r>
-      <w:r>
-        <w:rPr>
+        <w:rPr>
+          <w:b w:val="0"/>
+        </w:rPr>
+        <w:t xml:space="preserve">勾配比率 </w:t>
+      </w:r>
+      <w:r>
+        <w:rPr>
+          <w:rFonts w:ascii="Cambria Math" w:hAnsi="Cambria Math"/>
+        </w:rPr>
+        <w:t>r</w:t>
+      </w:r>
+      <w:r>
+        <w:rPr>
+          <w:rFonts w:ascii="Cambria Math" w:hAnsi="Cambria Math"/>
+          <w:vertAlign w:val="subscript"/>
+        </w:rPr>
+        <w:t>gradient</w:t>
+      </w:r>
+      <w:r>
+        <w:rPr>
+          <w:rFonts w:ascii="Cambria Math" w:hAnsi="Cambria Math"/>
+        </w:rPr>
+        <w:t xml:space="preserve"> = ‖∇φ‖</w:t>
+      </w:r>
+      <w:r>
+        <w:rPr>
+          <w:rFonts w:ascii="Cambria Math" w:hAnsi="Cambria Math"/>
           <w:vertAlign w:val="superscript"/>
         </w:rPr>
-        <w:t>\text{gradient</w:t>
-      </w:r>
-      <w:r>
-        <w:t>} = \|\nabla\phi\|^2 / \|\omega\|^2$ がDAG的因果フローの割合</w:t>
+        <w:t>2</w:t>
+      </w:r>
+      <w:r>
+        <w:rPr>
+          <w:rFonts w:ascii="Cambria Math" w:hAnsi="Cambria Math"/>
+        </w:rPr>
+        <w:t xml:space="preserve"> / ‖ω‖</w:t>
+      </w:r>
+      <w:r>
+        <w:rPr>
+          <w:rFonts w:ascii="Cambria Math" w:hAnsi="Cambria Math"/>
+          <w:vertAlign w:val="superscript"/>
+        </w:rPr>
+        <w:t>2</w:t>
+      </w:r>
+      <w:r>
+        <w:rPr>
+          <w:b w:val="0"/>
+        </w:rPr>
+        <w:t xml:space="preserve"> がDAG的因果フローの割合</w:t>
       </w:r>
     </w:p>
     <w:p>
@@ -9906,7 +11957,16 @@
         <w:pStyle w:val="ListBullet"/>
       </w:pPr>
       <w:r>
-        <w:t>$\phi$（因果ポテンシャル）の値が大きいほど因果的上流</w:t>
+        <w:rPr>
+          <w:rFonts w:ascii="Cambria Math" w:hAnsi="Cambria Math"/>
+        </w:rPr>
+        <w:t>φ</w:t>
+      </w:r>
+      <w:r>
+        <w:rPr>
+          <w:b w:val="0"/>
+        </w:rPr>
+        <w:t>（因果ポテンシャル）の値が大きいほど因果的上流</w:t>
       </w:r>
     </w:p>
     <w:p>
@@ -9914,30 +11974,61 @@
         <w:pStyle w:val="Heading2"/>
       </w:pPr>
       <w:r>
+        <w:rPr>
+          <w:b w:val="0"/>
+        </w:rPr>
         <w:t>9.3 ユーティリティ行列の構成</w:t>
       </w:r>
     </w:p>
     <w:p>
-      <w:r>
-        <w:t>$$U(i \to j) = \alpha \cdot C_</w:t>
-      </w:r>
-      <w:r>
-        <w:rPr>
-          <w:vertAlign w:val="superscript"/>
-        </w:rPr>
-        <w:t>\text{clinical</w:t>
-      </w:r>
-      <w:r>
-        <w:t>}(i,j) + (1-\alpha) \cdot |\text</w:t>
-      </w:r>
-      <w:r>
-        <w:rPr>
-          <w:vertAlign w:val="superscript"/>
-        </w:rPr>
-        <w:t>corr</w:t>
-      </w:r>
-      <w:r>
-        <w:t>(X_i, X_j)|$$</w:t>
+      <w:pPr>
+        <w:spacing w:before="120" w:after="120"/>
+        <w:jc w:val="center"/>
+      </w:pPr>
+      <w:r>
+        <w:rPr>
+          <w:rFonts w:ascii="Cambria Math" w:hAnsi="Cambria Math"/>
+        </w:rPr>
+        <w:t>U(i → j) = α · C</w:t>
+      </w:r>
+      <w:r>
+        <w:rPr>
+          <w:rFonts w:ascii="Cambria Math" w:hAnsi="Cambria Math"/>
+          <w:vertAlign w:val="subscript"/>
+        </w:rPr>
+        <w:t>clinical</w:t>
+      </w:r>
+      <w:r>
+        <w:rPr>
+          <w:rFonts w:ascii="Cambria Math" w:hAnsi="Cambria Math"/>
+        </w:rPr>
+        <w:t>(i,j) + (1-α) · |corr(X</w:t>
+      </w:r>
+      <w:r>
+        <w:rPr>
+          <w:rFonts w:ascii="Cambria Math" w:hAnsi="Cambria Math"/>
+          <w:vertAlign w:val="subscript"/>
+        </w:rPr>
+        <w:t>i</w:t>
+      </w:r>
+      <w:r>
+        <w:rPr>
+          <w:rFonts w:ascii="Cambria Math" w:hAnsi="Cambria Math"/>
+        </w:rPr>
+        <w:t>, X</w:t>
+      </w:r>
+      <w:r>
+        <w:rPr>
+          <w:rFonts w:ascii="Cambria Math" w:hAnsi="Cambria Math"/>
+          <w:vertAlign w:val="subscript"/>
+        </w:rPr>
+        <w:t>j</w:t>
+      </w:r>
+      <w:r>
+        <w:rPr>
+          <w:rFonts w:ascii="Cambria Math" w:hAnsi="Cambria Math"/>
+        </w:rPr>
+        <w:t>)|</w:t>
       </w:r>
     </w:p>
     <w:p>
@@ -9945,7 +12036,16 @@
         <w:pStyle w:val="ListBullet"/>
       </w:pPr>
       <w:r>
-        <w:t>$\alpha = 0.6$: 臨床知識60%、データ駆動40%</w:t>
+        <w:rPr>
+          <w:rFonts w:ascii="Cambria Math" w:hAnsi="Cambria Math"/>
+        </w:rPr>
+        <w:t>α = 0.6</w:t>
+      </w:r>
+      <w:r>
+        <w:rPr>
+          <w:b w:val="0"/>
+        </w:rPr>
+        <w:t>: 臨床知識60%、データ駆動40%</w:t>
       </w:r>
     </w:p>
     <w:p>
@@ -9953,7 +12053,16 @@
         <w:pStyle w:val="ListBullet"/>
       </w:pPr>
       <w:r>
-        <w:t>$\alpha = 0$: 純データ駆動（ドメイン知識なし）</w:t>
+        <w:rPr>
+          <w:rFonts w:ascii="Cambria Math" w:hAnsi="Cambria Math"/>
+        </w:rPr>
+        <w:t>α = 0</w:t>
+      </w:r>
+      <w:r>
+        <w:rPr>
+          <w:b w:val="0"/>
+        </w:rPr>
+        <w:t>: 純データ駆動（ドメイン知識なし）</w:t>
       </w:r>
     </w:p>
     <w:p>
@@ -9961,16 +12070,23 @@
         <w:pStyle w:val="ListBullet"/>
       </w:pPr>
       <w:r>
-        <w:t>$C_</w:t>
-      </w:r>
-      <w:r>
-        <w:rPr>
-          <w:vertAlign w:val="superscript"/>
-        </w:rPr>
-        <w:t>\text{clinical</w:t>
-      </w:r>
-      <w:r>
-        <w:t>}$: 臨床的影響度（専門家エンコード）</w:t>
+        <w:rPr>
+          <w:rFonts w:ascii="Cambria Math" w:hAnsi="Cambria Math"/>
+        </w:rPr>
+        <w:t>C</w:t>
+      </w:r>
+      <w:r>
+        <w:rPr>
+          <w:rFonts w:ascii="Cambria Math" w:hAnsi="Cambria Math"/>
+          <w:vertAlign w:val="subscript"/>
+        </w:rPr>
+        <w:t>clinical</w:t>
+      </w:r>
+      <w:r>
+        <w:rPr>
+          <w:b w:val="0"/>
+        </w:rPr>
+        <w:t>: 臨床的影響度（専門家エンコード）</w:t>
       </w:r>
     </w:p>
     <w:p>
@@ -9978,6 +12094,9 @@
         <w:pStyle w:val="Heading1"/>
       </w:pPr>
       <w:r>
+        <w:rPr>
+          <w:b w:val="0"/>
+        </w:rPr>
         <w:t>参考文献</w:t>
       </w:r>
     </w:p>
@@ -9986,15 +12105,22 @@
         <w:pStyle w:val="ListNumber"/>
       </w:pPr>
       <w:r>
+        <w:rPr>
+          <w:b w:val="0"/>
+        </w:rPr>
         <w:t xml:space="preserve">Shimizu, S. et al. (2006). A Linear Non-Gaussian Acyclic Model for Causal Discovery. </w:t>
       </w:r>
       <w:r>
         <w:rPr>
+          <w:b w:val="0"/>
           <w:i/>
         </w:rPr>
         <w:t>JMLR</w:t>
       </w:r>
       <w:r>
+        <w:rPr>
+          <w:b w:val="0"/>
+        </w:rPr>
         <w:t>, 7, 2003–2030.</w:t>
       </w:r>
     </w:p>
@@ -10003,15 +12129,22 @@
         <w:pStyle w:val="ListNumber"/>
       </w:pPr>
       <w:r>
+        <w:rPr>
+          <w:b w:val="0"/>
+        </w:rPr>
         <w:t xml:space="preserve">Zhang, Y. et al. (2021). MagNet: A Neural Network for Directed Graphs. </w:t>
       </w:r>
       <w:r>
         <w:rPr>
+          <w:b w:val="0"/>
           <w:i/>
         </w:rPr>
         <w:t>NeurIPS</w:t>
       </w:r>
       <w:r>
+        <w:rPr>
+          <w:b w:val="0"/>
+        </w:rPr>
         <w:t>.</w:t>
       </w:r>
     </w:p>
@@ -10020,15 +12153,22 @@
         <w:pStyle w:val="ListNumber"/>
       </w:pPr>
       <w:r>
+        <w:rPr>
+          <w:b w:val="0"/>
+        </w:rPr>
         <w:t xml:space="preserve">Maehara, T. &amp; Ohkawa, N. (2019). Hodge Decomposition for Single-Cell Data. </w:t>
       </w:r>
       <w:r>
         <w:rPr>
+          <w:b w:val="0"/>
           <w:i/>
         </w:rPr>
         <w:t>arXiv:1907.04773</w:t>
       </w:r>
       <w:r>
+        <w:rPr>
+          <w:b w:val="0"/>
+        </w:rPr>
         <w:t>.</w:t>
       </w:r>
     </w:p>
@@ -10037,15 +12177,22 @@
         <w:pStyle w:val="ListNumber"/>
       </w:pPr>
       <w:r>
+        <w:rPr>
+          <w:b w:val="0"/>
+        </w:rPr>
         <w:t xml:space="preserve">Detrano, R. et al. (1989). International application of a new probability algorithm for the diagnosis of coronary artery disease. </w:t>
       </w:r>
       <w:r>
         <w:rPr>
+          <w:b w:val="0"/>
           <w:i/>
         </w:rPr>
         <w:t>Am J Cardiol</w:t>
       </w:r>
       <w:r>
+        <w:rPr>
+          <w:b w:val="0"/>
+        </w:rPr>
         <w:t>, 64(5), 304–310.</w:t>
       </w:r>
     </w:p>
